--- a/public/documents/YAT-LMS-Replacement-Deployment-Report.docx
+++ b/public/documents/YAT-LMS-Replacement-Deployment-Report.docx
@@ -420,7 +420,7 @@
       <w:pPr>
         <w:pStyle w:val="Heading1"/>
       </w:pPr>
-      <w:bookmarkStart w:id="0" w:name="_Toc231219988"/>
+      <w:bookmarkStart w:id="0" w:name="_Toc231653656"/>
       <w:r>
         <w:lastRenderedPageBreak/>
         <w:t>Contents</w:t>
@@ -435,38 +435,22 @@
         </w:tabs>
         <w:rPr>
           <w:noProof/>
-          <w:sz w:val="19"/>
-          <w:szCs w:val="20"/>
         </w:rPr>
       </w:pPr>
       <w:r>
-        <w:rPr>
-          <w:sz w:val="19"/>
-          <w:szCs w:val="20"/>
-        </w:rPr>
         <w:fldChar w:fldCharType="begin"/>
       </w:r>
       <w:r>
-        <w:rPr>
-          <w:sz w:val="19"/>
-          <w:szCs w:val="20"/>
-        </w:rPr>
         <w:instrText>TOC \o "1-3" \h \z \u</w:instrText>
       </w:r>
       <w:r>
-        <w:rPr>
-          <w:sz w:val="19"/>
-          <w:szCs w:val="20"/>
-        </w:rPr>
         <w:fldChar w:fldCharType="separate"/>
       </w:r>
-      <w:hyperlink w:anchor="_Toc231219988" w:history="1">
+      <w:hyperlink w:anchor="_Toc231653656" w:history="1">
         <w:r>
           <w:rPr>
             <w:rStyle w:val="Hyperlink"/>
             <w:noProof/>
-            <w:sz w:val="19"/>
-            <w:szCs w:val="20"/>
           </w:rPr>
           <w:t>Contents</w:t>
         </w:r>
@@ -474,8 +458,6 @@
           <w:rPr>
             <w:noProof/>
             <w:webHidden/>
-            <w:sz w:val="19"/>
-            <w:szCs w:val="20"/>
           </w:rPr>
           <w:tab/>
         </w:r>
@@ -483,8 +465,6 @@
           <w:rPr>
             <w:noProof/>
             <w:webHidden/>
-            <w:sz w:val="19"/>
-            <w:szCs w:val="20"/>
           </w:rPr>
           <w:fldChar w:fldCharType="begin"/>
         </w:r>
@@ -492,25 +472,19 @@
           <w:rPr>
             <w:noProof/>
             <w:webHidden/>
-            <w:sz w:val="19"/>
-            <w:szCs w:val="20"/>
-          </w:rPr>
-          <w:instrText xml:space="preserve"> PAGEREF _Toc231219988 \h </w:instrText>
-        </w:r>
-        <w:r>
-          <w:rPr>
-            <w:noProof/>
-            <w:webHidden/>
-            <w:sz w:val="19"/>
-            <w:szCs w:val="20"/>
-          </w:rPr>
-        </w:r>
-        <w:r>
-          <w:rPr>
-            <w:noProof/>
-            <w:webHidden/>
-            <w:sz w:val="19"/>
-            <w:szCs w:val="20"/>
+          </w:rPr>
+          <w:instrText xml:space="preserve"> PAGEREF _Toc231653656 \h </w:instrText>
+        </w:r>
+        <w:r>
+          <w:rPr>
+            <w:noProof/>
+            <w:webHidden/>
+          </w:rPr>
+        </w:r>
+        <w:r>
+          <w:rPr>
+            <w:noProof/>
+            <w:webHidden/>
           </w:rPr>
           <w:fldChar w:fldCharType="separate"/>
         </w:r>
@@ -518,8 +492,6 @@
           <w:rPr>
             <w:noProof/>
             <w:webHidden/>
-            <w:sz w:val="19"/>
-            <w:szCs w:val="20"/>
           </w:rPr>
           <w:t>2</w:t>
         </w:r>
@@ -527,8 +499,6 @@
           <w:rPr>
             <w:noProof/>
             <w:webHidden/>
-            <w:sz w:val="19"/>
-            <w:szCs w:val="20"/>
           </w:rPr>
           <w:fldChar w:fldCharType="end"/>
         </w:r>
@@ -542,17 +512,13 @@
         </w:tabs>
         <w:rPr>
           <w:noProof/>
-          <w:sz w:val="19"/>
-          <w:szCs w:val="20"/>
         </w:rPr>
       </w:pPr>
-      <w:hyperlink w:anchor="_Toc231219989" w:history="1">
+      <w:hyperlink w:anchor="_Toc231653657" w:history="1">
         <w:r>
           <w:rPr>
             <w:rStyle w:val="Hyperlink"/>
             <w:noProof/>
-            <w:sz w:val="19"/>
-            <w:szCs w:val="20"/>
           </w:rPr>
           <w:t>1. Executive Summary</w:t>
         </w:r>
@@ -560,8 +526,6 @@
           <w:rPr>
             <w:noProof/>
             <w:webHidden/>
-            <w:sz w:val="19"/>
-            <w:szCs w:val="20"/>
           </w:rPr>
           <w:tab/>
         </w:r>
@@ -569,8 +533,6 @@
           <w:rPr>
             <w:noProof/>
             <w:webHidden/>
-            <w:sz w:val="19"/>
-            <w:szCs w:val="20"/>
           </w:rPr>
           <w:fldChar w:fldCharType="begin"/>
         </w:r>
@@ -578,25 +540,19 @@
           <w:rPr>
             <w:noProof/>
             <w:webHidden/>
-            <w:sz w:val="19"/>
-            <w:szCs w:val="20"/>
-          </w:rPr>
-          <w:instrText xml:space="preserve"> PAGEREF _Toc231219989 \h </w:instrText>
-        </w:r>
-        <w:r>
-          <w:rPr>
-            <w:noProof/>
-            <w:webHidden/>
-            <w:sz w:val="19"/>
-            <w:szCs w:val="20"/>
-          </w:rPr>
-        </w:r>
-        <w:r>
-          <w:rPr>
-            <w:noProof/>
-            <w:webHidden/>
-            <w:sz w:val="19"/>
-            <w:szCs w:val="20"/>
+          </w:rPr>
+          <w:instrText xml:space="preserve"> PAGEREF _Toc231653657 \h </w:instrText>
+        </w:r>
+        <w:r>
+          <w:rPr>
+            <w:noProof/>
+            <w:webHidden/>
+          </w:rPr>
+        </w:r>
+        <w:r>
+          <w:rPr>
+            <w:noProof/>
+            <w:webHidden/>
           </w:rPr>
           <w:fldChar w:fldCharType="separate"/>
         </w:r>
@@ -604,8 +560,6 @@
           <w:rPr>
             <w:noProof/>
             <w:webHidden/>
-            <w:sz w:val="19"/>
-            <w:szCs w:val="20"/>
           </w:rPr>
           <w:t>4</w:t>
         </w:r>
@@ -613,8 +567,6 @@
           <w:rPr>
             <w:noProof/>
             <w:webHidden/>
-            <w:sz w:val="19"/>
-            <w:szCs w:val="20"/>
           </w:rPr>
           <w:fldChar w:fldCharType="end"/>
         </w:r>
@@ -628,17 +580,13 @@
         </w:tabs>
         <w:rPr>
           <w:noProof/>
-          <w:sz w:val="19"/>
-          <w:szCs w:val="20"/>
         </w:rPr>
       </w:pPr>
-      <w:hyperlink w:anchor="_Toc231219990" w:history="1">
+      <w:hyperlink w:anchor="_Toc231653658" w:history="1">
         <w:r>
           <w:rPr>
             <w:rStyle w:val="Hyperlink"/>
             <w:noProof/>
-            <w:sz w:val="19"/>
-            <w:szCs w:val="20"/>
           </w:rPr>
           <w:t>2. Engagement Context</w:t>
         </w:r>
@@ -646,8 +594,6 @@
           <w:rPr>
             <w:noProof/>
             <w:webHidden/>
-            <w:sz w:val="19"/>
-            <w:szCs w:val="20"/>
           </w:rPr>
           <w:tab/>
         </w:r>
@@ -655,8 +601,6 @@
           <w:rPr>
             <w:noProof/>
             <w:webHidden/>
-            <w:sz w:val="19"/>
-            <w:szCs w:val="20"/>
           </w:rPr>
           <w:fldChar w:fldCharType="begin"/>
         </w:r>
@@ -664,25 +608,19 @@
           <w:rPr>
             <w:noProof/>
             <w:webHidden/>
-            <w:sz w:val="19"/>
-            <w:szCs w:val="20"/>
-          </w:rPr>
-          <w:instrText xml:space="preserve"> PAGEREF _Toc231219990 \h </w:instrText>
-        </w:r>
-        <w:r>
-          <w:rPr>
-            <w:noProof/>
-            <w:webHidden/>
-            <w:sz w:val="19"/>
-            <w:szCs w:val="20"/>
-          </w:rPr>
-        </w:r>
-        <w:r>
-          <w:rPr>
-            <w:noProof/>
-            <w:webHidden/>
-            <w:sz w:val="19"/>
-            <w:szCs w:val="20"/>
+          </w:rPr>
+          <w:instrText xml:space="preserve"> PAGEREF _Toc231653658 \h </w:instrText>
+        </w:r>
+        <w:r>
+          <w:rPr>
+            <w:noProof/>
+            <w:webHidden/>
+          </w:rPr>
+        </w:r>
+        <w:r>
+          <w:rPr>
+            <w:noProof/>
+            <w:webHidden/>
           </w:rPr>
           <w:fldChar w:fldCharType="separate"/>
         </w:r>
@@ -690,8 +628,6 @@
           <w:rPr>
             <w:noProof/>
             <w:webHidden/>
-            <w:sz w:val="19"/>
-            <w:szCs w:val="20"/>
           </w:rPr>
           <w:t>4</w:t>
         </w:r>
@@ -699,8 +635,6 @@
           <w:rPr>
             <w:noProof/>
             <w:webHidden/>
-            <w:sz w:val="19"/>
-            <w:szCs w:val="20"/>
           </w:rPr>
           <w:fldChar w:fldCharType="end"/>
         </w:r>
@@ -714,17 +648,13 @@
         </w:tabs>
         <w:rPr>
           <w:noProof/>
-          <w:sz w:val="19"/>
-          <w:szCs w:val="20"/>
         </w:rPr>
       </w:pPr>
-      <w:hyperlink w:anchor="_Toc231219991" w:history="1">
+      <w:hyperlink w:anchor="_Toc231653659" w:history="1">
         <w:r>
           <w:rPr>
             <w:rStyle w:val="Hyperlink"/>
             <w:noProof/>
-            <w:sz w:val="19"/>
-            <w:szCs w:val="20"/>
           </w:rPr>
           <w:t>3. Scope of Deployment</w:t>
         </w:r>
@@ -732,8 +662,6 @@
           <w:rPr>
             <w:noProof/>
             <w:webHidden/>
-            <w:sz w:val="19"/>
-            <w:szCs w:val="20"/>
           </w:rPr>
           <w:tab/>
         </w:r>
@@ -741,8 +669,6 @@
           <w:rPr>
             <w:noProof/>
             <w:webHidden/>
-            <w:sz w:val="19"/>
-            <w:szCs w:val="20"/>
           </w:rPr>
           <w:fldChar w:fldCharType="begin"/>
         </w:r>
@@ -750,25 +676,19 @@
           <w:rPr>
             <w:noProof/>
             <w:webHidden/>
-            <w:sz w:val="19"/>
-            <w:szCs w:val="20"/>
-          </w:rPr>
-          <w:instrText xml:space="preserve"> PAGEREF _Toc231219991 \h </w:instrText>
-        </w:r>
-        <w:r>
-          <w:rPr>
-            <w:noProof/>
-            <w:webHidden/>
-            <w:sz w:val="19"/>
-            <w:szCs w:val="20"/>
-          </w:rPr>
-        </w:r>
-        <w:r>
-          <w:rPr>
-            <w:noProof/>
-            <w:webHidden/>
-            <w:sz w:val="19"/>
-            <w:szCs w:val="20"/>
+          </w:rPr>
+          <w:instrText xml:space="preserve"> PAGEREF _Toc231653659 \h </w:instrText>
+        </w:r>
+        <w:r>
+          <w:rPr>
+            <w:noProof/>
+            <w:webHidden/>
+          </w:rPr>
+        </w:r>
+        <w:r>
+          <w:rPr>
+            <w:noProof/>
+            <w:webHidden/>
           </w:rPr>
           <w:fldChar w:fldCharType="separate"/>
         </w:r>
@@ -776,8 +696,6 @@
           <w:rPr>
             <w:noProof/>
             <w:webHidden/>
-            <w:sz w:val="19"/>
-            <w:szCs w:val="20"/>
           </w:rPr>
           <w:t>4</w:t>
         </w:r>
@@ -785,8 +703,6 @@
           <w:rPr>
             <w:noProof/>
             <w:webHidden/>
-            <w:sz w:val="19"/>
-            <w:szCs w:val="20"/>
           </w:rPr>
           <w:fldChar w:fldCharType="end"/>
         </w:r>
@@ -800,17 +716,13 @@
         </w:tabs>
         <w:rPr>
           <w:noProof/>
-          <w:sz w:val="19"/>
-          <w:szCs w:val="20"/>
         </w:rPr>
       </w:pPr>
-      <w:hyperlink w:anchor="_Toc231219992" w:history="1">
+      <w:hyperlink w:anchor="_Toc231653660" w:history="1">
         <w:r>
           <w:rPr>
             <w:rStyle w:val="Hyperlink"/>
             <w:noProof/>
-            <w:sz w:val="19"/>
-            <w:szCs w:val="20"/>
           </w:rPr>
           <w:t>3.1 Maintenance-window context</w:t>
         </w:r>
@@ -818,8 +730,6 @@
           <w:rPr>
             <w:noProof/>
             <w:webHidden/>
-            <w:sz w:val="19"/>
-            <w:szCs w:val="20"/>
           </w:rPr>
           <w:tab/>
         </w:r>
@@ -827,8 +737,6 @@
           <w:rPr>
             <w:noProof/>
             <w:webHidden/>
-            <w:sz w:val="19"/>
-            <w:szCs w:val="20"/>
           </w:rPr>
           <w:fldChar w:fldCharType="begin"/>
         </w:r>
@@ -836,25 +744,19 @@
           <w:rPr>
             <w:noProof/>
             <w:webHidden/>
-            <w:sz w:val="19"/>
-            <w:szCs w:val="20"/>
-          </w:rPr>
-          <w:instrText xml:space="preserve"> PAGEREF _Toc231219992 \h </w:instrText>
-        </w:r>
-        <w:r>
-          <w:rPr>
-            <w:noProof/>
-            <w:webHidden/>
-            <w:sz w:val="19"/>
-            <w:szCs w:val="20"/>
-          </w:rPr>
-        </w:r>
-        <w:r>
-          <w:rPr>
-            <w:noProof/>
-            <w:webHidden/>
-            <w:sz w:val="19"/>
-            <w:szCs w:val="20"/>
+          </w:rPr>
+          <w:instrText xml:space="preserve"> PAGEREF _Toc231653660 \h </w:instrText>
+        </w:r>
+        <w:r>
+          <w:rPr>
+            <w:noProof/>
+            <w:webHidden/>
+          </w:rPr>
+        </w:r>
+        <w:r>
+          <w:rPr>
+            <w:noProof/>
+            <w:webHidden/>
           </w:rPr>
           <w:fldChar w:fldCharType="separate"/>
         </w:r>
@@ -862,8 +764,6 @@
           <w:rPr>
             <w:noProof/>
             <w:webHidden/>
-            <w:sz w:val="19"/>
-            <w:szCs w:val="20"/>
           </w:rPr>
           <w:t>4</w:t>
         </w:r>
@@ -871,8 +771,6 @@
           <w:rPr>
             <w:noProof/>
             <w:webHidden/>
-            <w:sz w:val="19"/>
-            <w:szCs w:val="20"/>
           </w:rPr>
           <w:fldChar w:fldCharType="end"/>
         </w:r>
@@ -886,17 +784,13 @@
         </w:tabs>
         <w:rPr>
           <w:noProof/>
-          <w:sz w:val="19"/>
-          <w:szCs w:val="20"/>
         </w:rPr>
       </w:pPr>
-      <w:hyperlink w:anchor="_Toc231219993" w:history="1">
+      <w:hyperlink w:anchor="_Toc231653661" w:history="1">
         <w:r>
           <w:rPr>
             <w:rStyle w:val="Hyperlink"/>
             <w:noProof/>
-            <w:sz w:val="19"/>
-            <w:szCs w:val="20"/>
           </w:rPr>
           <w:t>4. Build / Change Narrative</w:t>
         </w:r>
@@ -904,8 +798,6 @@
           <w:rPr>
             <w:noProof/>
             <w:webHidden/>
-            <w:sz w:val="19"/>
-            <w:szCs w:val="20"/>
           </w:rPr>
           <w:tab/>
         </w:r>
@@ -913,8 +805,6 @@
           <w:rPr>
             <w:noProof/>
             <w:webHidden/>
-            <w:sz w:val="19"/>
-            <w:szCs w:val="20"/>
           </w:rPr>
           <w:fldChar w:fldCharType="begin"/>
         </w:r>
@@ -922,25 +812,19 @@
           <w:rPr>
             <w:noProof/>
             <w:webHidden/>
-            <w:sz w:val="19"/>
-            <w:szCs w:val="20"/>
-          </w:rPr>
-          <w:instrText xml:space="preserve"> PAGEREF _Toc231219993 \h </w:instrText>
-        </w:r>
-        <w:r>
-          <w:rPr>
-            <w:noProof/>
-            <w:webHidden/>
-            <w:sz w:val="19"/>
-            <w:szCs w:val="20"/>
-          </w:rPr>
-        </w:r>
-        <w:r>
-          <w:rPr>
-            <w:noProof/>
-            <w:webHidden/>
-            <w:sz w:val="19"/>
-            <w:szCs w:val="20"/>
+          </w:rPr>
+          <w:instrText xml:space="preserve"> PAGEREF _Toc231653661 \h </w:instrText>
+        </w:r>
+        <w:r>
+          <w:rPr>
+            <w:noProof/>
+            <w:webHidden/>
+          </w:rPr>
+        </w:r>
+        <w:r>
+          <w:rPr>
+            <w:noProof/>
+            <w:webHidden/>
           </w:rPr>
           <w:fldChar w:fldCharType="separate"/>
         </w:r>
@@ -948,8 +832,6 @@
           <w:rPr>
             <w:noProof/>
             <w:webHidden/>
-            <w:sz w:val="19"/>
-            <w:szCs w:val="20"/>
           </w:rPr>
           <w:t>4</w:t>
         </w:r>
@@ -957,8 +839,6 @@
           <w:rPr>
             <w:noProof/>
             <w:webHidden/>
-            <w:sz w:val="19"/>
-            <w:szCs w:val="20"/>
           </w:rPr>
           <w:fldChar w:fldCharType="end"/>
         </w:r>
@@ -972,17 +852,13 @@
         </w:tabs>
         <w:rPr>
           <w:noProof/>
-          <w:sz w:val="19"/>
-          <w:szCs w:val="20"/>
         </w:rPr>
       </w:pPr>
-      <w:hyperlink w:anchor="_Toc231219994" w:history="1">
+      <w:hyperlink w:anchor="_Toc231653662" w:history="1">
         <w:r>
           <w:rPr>
             <w:rStyle w:val="Hyperlink"/>
             <w:noProof/>
-            <w:sz w:val="19"/>
-            <w:szCs w:val="20"/>
           </w:rPr>
           <w:t>4.1 Identity and access</w:t>
         </w:r>
@@ -990,8 +866,6 @@
           <w:rPr>
             <w:noProof/>
             <w:webHidden/>
-            <w:sz w:val="19"/>
-            <w:szCs w:val="20"/>
           </w:rPr>
           <w:tab/>
         </w:r>
@@ -999,8 +873,6 @@
           <w:rPr>
             <w:noProof/>
             <w:webHidden/>
-            <w:sz w:val="19"/>
-            <w:szCs w:val="20"/>
           </w:rPr>
           <w:fldChar w:fldCharType="begin"/>
         </w:r>
@@ -1008,25 +880,19 @@
           <w:rPr>
             <w:noProof/>
             <w:webHidden/>
-            <w:sz w:val="19"/>
-            <w:szCs w:val="20"/>
-          </w:rPr>
-          <w:instrText xml:space="preserve"> PAGEREF _Toc231219994 \h </w:instrText>
-        </w:r>
-        <w:r>
-          <w:rPr>
-            <w:noProof/>
-            <w:webHidden/>
-            <w:sz w:val="19"/>
-            <w:szCs w:val="20"/>
-          </w:rPr>
-        </w:r>
-        <w:r>
-          <w:rPr>
-            <w:noProof/>
-            <w:webHidden/>
-            <w:sz w:val="19"/>
-            <w:szCs w:val="20"/>
+          </w:rPr>
+          <w:instrText xml:space="preserve"> PAGEREF _Toc231653662 \h </w:instrText>
+        </w:r>
+        <w:r>
+          <w:rPr>
+            <w:noProof/>
+            <w:webHidden/>
+          </w:rPr>
+        </w:r>
+        <w:r>
+          <w:rPr>
+            <w:noProof/>
+            <w:webHidden/>
           </w:rPr>
           <w:fldChar w:fldCharType="separate"/>
         </w:r>
@@ -1034,8 +900,6 @@
           <w:rPr>
             <w:noProof/>
             <w:webHidden/>
-            <w:sz w:val="19"/>
-            <w:szCs w:val="20"/>
           </w:rPr>
           <w:t>4</w:t>
         </w:r>
@@ -1043,8 +907,6 @@
           <w:rPr>
             <w:noProof/>
             <w:webHidden/>
-            <w:sz w:val="19"/>
-            <w:szCs w:val="20"/>
           </w:rPr>
           <w:fldChar w:fldCharType="end"/>
         </w:r>
@@ -1058,17 +920,13 @@
         </w:tabs>
         <w:rPr>
           <w:noProof/>
-          <w:sz w:val="19"/>
-          <w:szCs w:val="20"/>
         </w:rPr>
       </w:pPr>
-      <w:hyperlink w:anchor="_Toc231219995" w:history="1">
+      <w:hyperlink w:anchor="_Toc231653663" w:history="1">
         <w:r>
           <w:rPr>
             <w:rStyle w:val="Hyperlink"/>
             <w:noProof/>
-            <w:sz w:val="19"/>
-            <w:szCs w:val="20"/>
           </w:rPr>
           <w:t>4.2 Network</w:t>
         </w:r>
@@ -1076,8 +934,6 @@
           <w:rPr>
             <w:noProof/>
             <w:webHidden/>
-            <w:sz w:val="19"/>
-            <w:szCs w:val="20"/>
           </w:rPr>
           <w:tab/>
         </w:r>
@@ -1085,8 +941,6 @@
           <w:rPr>
             <w:noProof/>
             <w:webHidden/>
-            <w:sz w:val="19"/>
-            <w:szCs w:val="20"/>
           </w:rPr>
           <w:fldChar w:fldCharType="begin"/>
         </w:r>
@@ -1094,25 +948,19 @@
           <w:rPr>
             <w:noProof/>
             <w:webHidden/>
-            <w:sz w:val="19"/>
-            <w:szCs w:val="20"/>
-          </w:rPr>
-          <w:instrText xml:space="preserve"> PAGEREF _Toc231219995 \h </w:instrText>
-        </w:r>
-        <w:r>
-          <w:rPr>
-            <w:noProof/>
-            <w:webHidden/>
-            <w:sz w:val="19"/>
-            <w:szCs w:val="20"/>
-          </w:rPr>
-        </w:r>
-        <w:r>
-          <w:rPr>
-            <w:noProof/>
-            <w:webHidden/>
-            <w:sz w:val="19"/>
-            <w:szCs w:val="20"/>
+          </w:rPr>
+          <w:instrText xml:space="preserve"> PAGEREF _Toc231653663 \h </w:instrText>
+        </w:r>
+        <w:r>
+          <w:rPr>
+            <w:noProof/>
+            <w:webHidden/>
+          </w:rPr>
+        </w:r>
+        <w:r>
+          <w:rPr>
+            <w:noProof/>
+            <w:webHidden/>
           </w:rPr>
           <w:fldChar w:fldCharType="separate"/>
         </w:r>
@@ -1120,8 +968,6 @@
           <w:rPr>
             <w:noProof/>
             <w:webHidden/>
-            <w:sz w:val="19"/>
-            <w:szCs w:val="20"/>
           </w:rPr>
           <w:t>4</w:t>
         </w:r>
@@ -1129,8 +975,6 @@
           <w:rPr>
             <w:noProof/>
             <w:webHidden/>
-            <w:sz w:val="19"/>
-            <w:szCs w:val="20"/>
           </w:rPr>
           <w:fldChar w:fldCharType="end"/>
         </w:r>
@@ -1144,17 +988,13 @@
         </w:tabs>
         <w:rPr>
           <w:noProof/>
-          <w:sz w:val="19"/>
-          <w:szCs w:val="20"/>
         </w:rPr>
       </w:pPr>
-      <w:hyperlink w:anchor="_Toc231219996" w:history="1">
+      <w:hyperlink w:anchor="_Toc231653664" w:history="1">
         <w:r>
           <w:rPr>
             <w:rStyle w:val="Hyperlink"/>
             <w:noProof/>
-            <w:sz w:val="19"/>
-            <w:szCs w:val="20"/>
           </w:rPr>
           <w:t>4.3 Compute (server)</w:t>
         </w:r>
@@ -1162,8 +1002,6 @@
           <w:rPr>
             <w:noProof/>
             <w:webHidden/>
-            <w:sz w:val="19"/>
-            <w:szCs w:val="20"/>
           </w:rPr>
           <w:tab/>
         </w:r>
@@ -1171,8 +1009,6 @@
           <w:rPr>
             <w:noProof/>
             <w:webHidden/>
-            <w:sz w:val="19"/>
-            <w:szCs w:val="20"/>
           </w:rPr>
           <w:fldChar w:fldCharType="begin"/>
         </w:r>
@@ -1180,25 +1016,19 @@
           <w:rPr>
             <w:noProof/>
             <w:webHidden/>
-            <w:sz w:val="19"/>
-            <w:szCs w:val="20"/>
-          </w:rPr>
-          <w:instrText xml:space="preserve"> PAGEREF _Toc231219996 \h </w:instrText>
-        </w:r>
-        <w:r>
-          <w:rPr>
-            <w:noProof/>
-            <w:webHidden/>
-            <w:sz w:val="19"/>
-            <w:szCs w:val="20"/>
-          </w:rPr>
-        </w:r>
-        <w:r>
-          <w:rPr>
-            <w:noProof/>
-            <w:webHidden/>
-            <w:sz w:val="19"/>
-            <w:szCs w:val="20"/>
+          </w:rPr>
+          <w:instrText xml:space="preserve"> PAGEREF _Toc231653664 \h </w:instrText>
+        </w:r>
+        <w:r>
+          <w:rPr>
+            <w:noProof/>
+            <w:webHidden/>
+          </w:rPr>
+        </w:r>
+        <w:r>
+          <w:rPr>
+            <w:noProof/>
+            <w:webHidden/>
           </w:rPr>
           <w:fldChar w:fldCharType="separate"/>
         </w:r>
@@ -1206,8 +1036,6 @@
           <w:rPr>
             <w:noProof/>
             <w:webHidden/>
-            <w:sz w:val="19"/>
-            <w:szCs w:val="20"/>
           </w:rPr>
           <w:t>5</w:t>
         </w:r>
@@ -1215,8 +1043,6 @@
           <w:rPr>
             <w:noProof/>
             <w:webHidden/>
-            <w:sz w:val="19"/>
-            <w:szCs w:val="20"/>
           </w:rPr>
           <w:fldChar w:fldCharType="end"/>
         </w:r>
@@ -1230,17 +1056,13 @@
         </w:tabs>
         <w:rPr>
           <w:noProof/>
-          <w:sz w:val="19"/>
-          <w:szCs w:val="20"/>
         </w:rPr>
       </w:pPr>
-      <w:hyperlink w:anchor="_Toc231219997" w:history="1">
+      <w:hyperlink w:anchor="_Toc231653665" w:history="1">
         <w:r>
           <w:rPr>
             <w:rStyle w:val="Hyperlink"/>
             <w:noProof/>
-            <w:sz w:val="19"/>
-            <w:szCs w:val="20"/>
           </w:rPr>
           <w:t>4.4 Load balancing</w:t>
         </w:r>
@@ -1248,8 +1070,6 @@
           <w:rPr>
             <w:noProof/>
             <w:webHidden/>
-            <w:sz w:val="19"/>
-            <w:szCs w:val="20"/>
           </w:rPr>
           <w:tab/>
         </w:r>
@@ -1257,8 +1077,6 @@
           <w:rPr>
             <w:noProof/>
             <w:webHidden/>
-            <w:sz w:val="19"/>
-            <w:szCs w:val="20"/>
           </w:rPr>
           <w:fldChar w:fldCharType="begin"/>
         </w:r>
@@ -1266,25 +1084,19 @@
           <w:rPr>
             <w:noProof/>
             <w:webHidden/>
-            <w:sz w:val="19"/>
-            <w:szCs w:val="20"/>
-          </w:rPr>
-          <w:instrText xml:space="preserve"> PAGEREF _Toc231219997 \h </w:instrText>
-        </w:r>
-        <w:r>
-          <w:rPr>
-            <w:noProof/>
-            <w:webHidden/>
-            <w:sz w:val="19"/>
-            <w:szCs w:val="20"/>
-          </w:rPr>
-        </w:r>
-        <w:r>
-          <w:rPr>
-            <w:noProof/>
-            <w:webHidden/>
-            <w:sz w:val="19"/>
-            <w:szCs w:val="20"/>
+          </w:rPr>
+          <w:instrText xml:space="preserve"> PAGEREF _Toc231653665 \h </w:instrText>
+        </w:r>
+        <w:r>
+          <w:rPr>
+            <w:noProof/>
+            <w:webHidden/>
+          </w:rPr>
+        </w:r>
+        <w:r>
+          <w:rPr>
+            <w:noProof/>
+            <w:webHidden/>
           </w:rPr>
           <w:fldChar w:fldCharType="separate"/>
         </w:r>
@@ -1292,8 +1104,6 @@
           <w:rPr>
             <w:noProof/>
             <w:webHidden/>
-            <w:sz w:val="19"/>
-            <w:szCs w:val="20"/>
           </w:rPr>
           <w:t>5</w:t>
         </w:r>
@@ -1301,8 +1111,6 @@
           <w:rPr>
             <w:noProof/>
             <w:webHidden/>
-            <w:sz w:val="19"/>
-            <w:szCs w:val="20"/>
           </w:rPr>
           <w:fldChar w:fldCharType="end"/>
         </w:r>
@@ -1316,17 +1124,13 @@
         </w:tabs>
         <w:rPr>
           <w:noProof/>
-          <w:sz w:val="19"/>
-          <w:szCs w:val="20"/>
         </w:rPr>
       </w:pPr>
-      <w:hyperlink w:anchor="_Toc231219998" w:history="1">
+      <w:hyperlink w:anchor="_Toc231653666" w:history="1">
         <w:r>
           <w:rPr>
             <w:rStyle w:val="Hyperlink"/>
             <w:noProof/>
-            <w:sz w:val="19"/>
-            <w:szCs w:val="20"/>
           </w:rPr>
           <w:t>4.5 Database and data migration</w:t>
         </w:r>
@@ -1334,8 +1138,6 @@
           <w:rPr>
             <w:noProof/>
             <w:webHidden/>
-            <w:sz w:val="19"/>
-            <w:szCs w:val="20"/>
           </w:rPr>
           <w:tab/>
         </w:r>
@@ -1343,8 +1145,6 @@
           <w:rPr>
             <w:noProof/>
             <w:webHidden/>
-            <w:sz w:val="19"/>
-            <w:szCs w:val="20"/>
           </w:rPr>
           <w:fldChar w:fldCharType="begin"/>
         </w:r>
@@ -1352,25 +1152,19 @@
           <w:rPr>
             <w:noProof/>
             <w:webHidden/>
-            <w:sz w:val="19"/>
-            <w:szCs w:val="20"/>
-          </w:rPr>
-          <w:instrText xml:space="preserve"> PAGEREF _Toc231219998 \h </w:instrText>
-        </w:r>
-        <w:r>
-          <w:rPr>
-            <w:noProof/>
-            <w:webHidden/>
-            <w:sz w:val="19"/>
-            <w:szCs w:val="20"/>
-          </w:rPr>
-        </w:r>
-        <w:r>
-          <w:rPr>
-            <w:noProof/>
-            <w:webHidden/>
-            <w:sz w:val="19"/>
-            <w:szCs w:val="20"/>
+          </w:rPr>
+          <w:instrText xml:space="preserve"> PAGEREF _Toc231653666 \h </w:instrText>
+        </w:r>
+        <w:r>
+          <w:rPr>
+            <w:noProof/>
+            <w:webHidden/>
+          </w:rPr>
+        </w:r>
+        <w:r>
+          <w:rPr>
+            <w:noProof/>
+            <w:webHidden/>
           </w:rPr>
           <w:fldChar w:fldCharType="separate"/>
         </w:r>
@@ -1378,8 +1172,6 @@
           <w:rPr>
             <w:noProof/>
             <w:webHidden/>
-            <w:sz w:val="19"/>
-            <w:szCs w:val="20"/>
           </w:rPr>
           <w:t>5</w:t>
         </w:r>
@@ -1387,8 +1179,6 @@
           <w:rPr>
             <w:noProof/>
             <w:webHidden/>
-            <w:sz w:val="19"/>
-            <w:szCs w:val="20"/>
           </w:rPr>
           <w:fldChar w:fldCharType="end"/>
         </w:r>
@@ -1402,17 +1192,13 @@
         </w:tabs>
         <w:rPr>
           <w:noProof/>
-          <w:sz w:val="19"/>
-          <w:szCs w:val="20"/>
         </w:rPr>
       </w:pPr>
-      <w:hyperlink w:anchor="_Toc231219999" w:history="1">
+      <w:hyperlink w:anchor="_Toc231653667" w:history="1">
         <w:r>
           <w:rPr>
             <w:rStyle w:val="Hyperlink"/>
             <w:noProof/>
-            <w:sz w:val="19"/>
-            <w:szCs w:val="20"/>
           </w:rPr>
           <w:t>4.6 Storage</w:t>
         </w:r>
@@ -1420,8 +1206,6 @@
           <w:rPr>
             <w:noProof/>
             <w:webHidden/>
-            <w:sz w:val="19"/>
-            <w:szCs w:val="20"/>
           </w:rPr>
           <w:tab/>
         </w:r>
@@ -1429,8 +1213,6 @@
           <w:rPr>
             <w:noProof/>
             <w:webHidden/>
-            <w:sz w:val="19"/>
-            <w:szCs w:val="20"/>
           </w:rPr>
           <w:fldChar w:fldCharType="begin"/>
         </w:r>
@@ -1438,25 +1220,19 @@
           <w:rPr>
             <w:noProof/>
             <w:webHidden/>
-            <w:sz w:val="19"/>
-            <w:szCs w:val="20"/>
-          </w:rPr>
-          <w:instrText xml:space="preserve"> PAGEREF _Toc231219999 \h </w:instrText>
-        </w:r>
-        <w:r>
-          <w:rPr>
-            <w:noProof/>
-            <w:webHidden/>
-            <w:sz w:val="19"/>
-            <w:szCs w:val="20"/>
-          </w:rPr>
-        </w:r>
-        <w:r>
-          <w:rPr>
-            <w:noProof/>
-            <w:webHidden/>
-            <w:sz w:val="19"/>
-            <w:szCs w:val="20"/>
+          </w:rPr>
+          <w:instrText xml:space="preserve"> PAGEREF _Toc231653667 \h </w:instrText>
+        </w:r>
+        <w:r>
+          <w:rPr>
+            <w:noProof/>
+            <w:webHidden/>
+          </w:rPr>
+        </w:r>
+        <w:r>
+          <w:rPr>
+            <w:noProof/>
+            <w:webHidden/>
           </w:rPr>
           <w:fldChar w:fldCharType="separate"/>
         </w:r>
@@ -1464,8 +1240,6 @@
           <w:rPr>
             <w:noProof/>
             <w:webHidden/>
-            <w:sz w:val="19"/>
-            <w:szCs w:val="20"/>
           </w:rPr>
           <w:t>5</w:t>
         </w:r>
@@ -1473,8 +1247,6 @@
           <w:rPr>
             <w:noProof/>
             <w:webHidden/>
-            <w:sz w:val="19"/>
-            <w:szCs w:val="20"/>
           </w:rPr>
           <w:fldChar w:fldCharType="end"/>
         </w:r>
@@ -1488,17 +1260,13 @@
         </w:tabs>
         <w:rPr>
           <w:noProof/>
-          <w:sz w:val="19"/>
-          <w:szCs w:val="20"/>
         </w:rPr>
       </w:pPr>
-      <w:hyperlink w:anchor="_Toc231220000" w:history="1">
+      <w:hyperlink w:anchor="_Toc231653668" w:history="1">
         <w:r>
           <w:rPr>
             <w:rStyle w:val="Hyperlink"/>
             <w:noProof/>
-            <w:sz w:val="19"/>
-            <w:szCs w:val="20"/>
           </w:rPr>
           <w:t>4.7 Security</w:t>
         </w:r>
@@ -1506,8 +1274,6 @@
           <w:rPr>
             <w:noProof/>
             <w:webHidden/>
-            <w:sz w:val="19"/>
-            <w:szCs w:val="20"/>
           </w:rPr>
           <w:tab/>
         </w:r>
@@ -1515,8 +1281,6 @@
           <w:rPr>
             <w:noProof/>
             <w:webHidden/>
-            <w:sz w:val="19"/>
-            <w:szCs w:val="20"/>
           </w:rPr>
           <w:fldChar w:fldCharType="begin"/>
         </w:r>
@@ -1524,25 +1288,19 @@
           <w:rPr>
             <w:noProof/>
             <w:webHidden/>
-            <w:sz w:val="19"/>
-            <w:szCs w:val="20"/>
-          </w:rPr>
-          <w:instrText xml:space="preserve"> PAGEREF _Toc231220000 \h </w:instrText>
-        </w:r>
-        <w:r>
-          <w:rPr>
-            <w:noProof/>
-            <w:webHidden/>
-            <w:sz w:val="19"/>
-            <w:szCs w:val="20"/>
-          </w:rPr>
-        </w:r>
-        <w:r>
-          <w:rPr>
-            <w:noProof/>
-            <w:webHidden/>
-            <w:sz w:val="19"/>
-            <w:szCs w:val="20"/>
+          </w:rPr>
+          <w:instrText xml:space="preserve"> PAGEREF _Toc231653668 \h </w:instrText>
+        </w:r>
+        <w:r>
+          <w:rPr>
+            <w:noProof/>
+            <w:webHidden/>
+          </w:rPr>
+        </w:r>
+        <w:r>
+          <w:rPr>
+            <w:noProof/>
+            <w:webHidden/>
           </w:rPr>
           <w:fldChar w:fldCharType="separate"/>
         </w:r>
@@ -1550,8 +1308,6 @@
           <w:rPr>
             <w:noProof/>
             <w:webHidden/>
-            <w:sz w:val="19"/>
-            <w:szCs w:val="20"/>
           </w:rPr>
           <w:t>5</w:t>
         </w:r>
@@ -1559,8 +1315,6 @@
           <w:rPr>
             <w:noProof/>
             <w:webHidden/>
-            <w:sz w:val="19"/>
-            <w:szCs w:val="20"/>
           </w:rPr>
           <w:fldChar w:fldCharType="end"/>
         </w:r>
@@ -1574,17 +1328,13 @@
         </w:tabs>
         <w:rPr>
           <w:noProof/>
-          <w:sz w:val="19"/>
-          <w:szCs w:val="20"/>
         </w:rPr>
       </w:pPr>
-      <w:hyperlink w:anchor="_Toc231220001" w:history="1">
+      <w:hyperlink w:anchor="_Toc231653669" w:history="1">
         <w:r>
           <w:rPr>
             <w:rStyle w:val="Hyperlink"/>
             <w:noProof/>
-            <w:sz w:val="19"/>
-            <w:szCs w:val="20"/>
           </w:rPr>
           <w:t>4.8 Monitoring</w:t>
         </w:r>
@@ -1592,8 +1342,6 @@
           <w:rPr>
             <w:noProof/>
             <w:webHidden/>
-            <w:sz w:val="19"/>
-            <w:szCs w:val="20"/>
           </w:rPr>
           <w:tab/>
         </w:r>
@@ -1601,8 +1349,6 @@
           <w:rPr>
             <w:noProof/>
             <w:webHidden/>
-            <w:sz w:val="19"/>
-            <w:szCs w:val="20"/>
           </w:rPr>
           <w:fldChar w:fldCharType="begin"/>
         </w:r>
@@ -1610,25 +1356,19 @@
           <w:rPr>
             <w:noProof/>
             <w:webHidden/>
-            <w:sz w:val="19"/>
-            <w:szCs w:val="20"/>
-          </w:rPr>
-          <w:instrText xml:space="preserve"> PAGEREF _Toc231220001 \h </w:instrText>
-        </w:r>
-        <w:r>
-          <w:rPr>
-            <w:noProof/>
-            <w:webHidden/>
-            <w:sz w:val="19"/>
-            <w:szCs w:val="20"/>
-          </w:rPr>
-        </w:r>
-        <w:r>
-          <w:rPr>
-            <w:noProof/>
-            <w:webHidden/>
-            <w:sz w:val="19"/>
-            <w:szCs w:val="20"/>
+          </w:rPr>
+          <w:instrText xml:space="preserve"> PAGEREF _Toc231653669 \h </w:instrText>
+        </w:r>
+        <w:r>
+          <w:rPr>
+            <w:noProof/>
+            <w:webHidden/>
+          </w:rPr>
+        </w:r>
+        <w:r>
+          <w:rPr>
+            <w:noProof/>
+            <w:webHidden/>
           </w:rPr>
           <w:fldChar w:fldCharType="separate"/>
         </w:r>
@@ -1636,8 +1376,6 @@
           <w:rPr>
             <w:noProof/>
             <w:webHidden/>
-            <w:sz w:val="19"/>
-            <w:szCs w:val="20"/>
           </w:rPr>
           <w:t>5</w:t>
         </w:r>
@@ -1645,8 +1383,6 @@
           <w:rPr>
             <w:noProof/>
             <w:webHidden/>
-            <w:sz w:val="19"/>
-            <w:szCs w:val="20"/>
           </w:rPr>
           <w:fldChar w:fldCharType="end"/>
         </w:r>
@@ -1660,17 +1396,13 @@
         </w:tabs>
         <w:rPr>
           <w:noProof/>
-          <w:sz w:val="19"/>
-          <w:szCs w:val="20"/>
         </w:rPr>
       </w:pPr>
-      <w:hyperlink w:anchor="_Toc231220002" w:history="1">
+      <w:hyperlink w:anchor="_Toc231653670" w:history="1">
         <w:r>
           <w:rPr>
             <w:rStyle w:val="Hyperlink"/>
             <w:noProof/>
-            <w:sz w:val="19"/>
-            <w:szCs w:val="20"/>
           </w:rPr>
           <w:t>4.9 Cross-Region backup / replication</w:t>
         </w:r>
@@ -1678,8 +1410,6 @@
           <w:rPr>
             <w:noProof/>
             <w:webHidden/>
-            <w:sz w:val="19"/>
-            <w:szCs w:val="20"/>
           </w:rPr>
           <w:tab/>
         </w:r>
@@ -1687,8 +1417,6 @@
           <w:rPr>
             <w:noProof/>
             <w:webHidden/>
-            <w:sz w:val="19"/>
-            <w:szCs w:val="20"/>
           </w:rPr>
           <w:fldChar w:fldCharType="begin"/>
         </w:r>
@@ -1696,25 +1424,19 @@
           <w:rPr>
             <w:noProof/>
             <w:webHidden/>
-            <w:sz w:val="19"/>
-            <w:szCs w:val="20"/>
-          </w:rPr>
-          <w:instrText xml:space="preserve"> PAGEREF _Toc231220002 \h </w:instrText>
-        </w:r>
-        <w:r>
-          <w:rPr>
-            <w:noProof/>
-            <w:webHidden/>
-            <w:sz w:val="19"/>
-            <w:szCs w:val="20"/>
-          </w:rPr>
-        </w:r>
-        <w:r>
-          <w:rPr>
-            <w:noProof/>
-            <w:webHidden/>
-            <w:sz w:val="19"/>
-            <w:szCs w:val="20"/>
+          </w:rPr>
+          <w:instrText xml:space="preserve"> PAGEREF _Toc231653670 \h </w:instrText>
+        </w:r>
+        <w:r>
+          <w:rPr>
+            <w:noProof/>
+            <w:webHidden/>
+          </w:rPr>
+        </w:r>
+        <w:r>
+          <w:rPr>
+            <w:noProof/>
+            <w:webHidden/>
           </w:rPr>
           <w:fldChar w:fldCharType="separate"/>
         </w:r>
@@ -1722,8 +1444,6 @@
           <w:rPr>
             <w:noProof/>
             <w:webHidden/>
-            <w:sz w:val="19"/>
-            <w:szCs w:val="20"/>
           </w:rPr>
           <w:t>5</w:t>
         </w:r>
@@ -1731,8 +1451,6 @@
           <w:rPr>
             <w:noProof/>
             <w:webHidden/>
-            <w:sz w:val="19"/>
-            <w:szCs w:val="20"/>
           </w:rPr>
           <w:fldChar w:fldCharType="end"/>
         </w:r>
@@ -1746,17 +1464,13 @@
         </w:tabs>
         <w:rPr>
           <w:noProof/>
-          <w:sz w:val="19"/>
-          <w:szCs w:val="20"/>
         </w:rPr>
       </w:pPr>
-      <w:hyperlink w:anchor="_Toc231220003" w:history="1">
+      <w:hyperlink w:anchor="_Toc231653671" w:history="1">
         <w:r>
           <w:rPr>
             <w:rStyle w:val="Hyperlink"/>
             <w:noProof/>
-            <w:sz w:val="19"/>
-            <w:szCs w:val="20"/>
           </w:rPr>
           <w:t>5. Configuration Decisions</w:t>
         </w:r>
@@ -1764,8 +1478,6 @@
           <w:rPr>
             <w:noProof/>
             <w:webHidden/>
-            <w:sz w:val="19"/>
-            <w:szCs w:val="20"/>
           </w:rPr>
           <w:tab/>
         </w:r>
@@ -1773,8 +1485,6 @@
           <w:rPr>
             <w:noProof/>
             <w:webHidden/>
-            <w:sz w:val="19"/>
-            <w:szCs w:val="20"/>
           </w:rPr>
           <w:fldChar w:fldCharType="begin"/>
         </w:r>
@@ -1782,25 +1492,19 @@
           <w:rPr>
             <w:noProof/>
             <w:webHidden/>
-            <w:sz w:val="19"/>
-            <w:szCs w:val="20"/>
-          </w:rPr>
-          <w:instrText xml:space="preserve"> PAGEREF _Toc231220003 \h </w:instrText>
-        </w:r>
-        <w:r>
-          <w:rPr>
-            <w:noProof/>
-            <w:webHidden/>
-            <w:sz w:val="19"/>
-            <w:szCs w:val="20"/>
-          </w:rPr>
-        </w:r>
-        <w:r>
-          <w:rPr>
-            <w:noProof/>
-            <w:webHidden/>
-            <w:sz w:val="19"/>
-            <w:szCs w:val="20"/>
+          </w:rPr>
+          <w:instrText xml:space="preserve"> PAGEREF _Toc231653671 \h </w:instrText>
+        </w:r>
+        <w:r>
+          <w:rPr>
+            <w:noProof/>
+            <w:webHidden/>
+          </w:rPr>
+        </w:r>
+        <w:r>
+          <w:rPr>
+            <w:noProof/>
+            <w:webHidden/>
           </w:rPr>
           <w:fldChar w:fldCharType="separate"/>
         </w:r>
@@ -1808,8 +1512,6 @@
           <w:rPr>
             <w:noProof/>
             <w:webHidden/>
-            <w:sz w:val="19"/>
-            <w:szCs w:val="20"/>
           </w:rPr>
           <w:t>5</w:t>
         </w:r>
@@ -1817,8 +1519,6 @@
           <w:rPr>
             <w:noProof/>
             <w:webHidden/>
-            <w:sz w:val="19"/>
-            <w:szCs w:val="20"/>
           </w:rPr>
           <w:fldChar w:fldCharType="end"/>
         </w:r>
@@ -1832,17 +1532,13 @@
         </w:tabs>
         <w:rPr>
           <w:noProof/>
-          <w:sz w:val="19"/>
-          <w:szCs w:val="20"/>
         </w:rPr>
       </w:pPr>
-      <w:hyperlink w:anchor="_Toc231220004" w:history="1">
+      <w:hyperlink w:anchor="_Toc231653672" w:history="1">
         <w:r>
           <w:rPr>
             <w:rStyle w:val="Hyperlink"/>
             <w:noProof/>
-            <w:sz w:val="19"/>
-            <w:szCs w:val="20"/>
           </w:rPr>
           <w:t>6. Testing, Simulation and Validation</w:t>
         </w:r>
@@ -1850,8 +1546,6 @@
           <w:rPr>
             <w:noProof/>
             <w:webHidden/>
-            <w:sz w:val="19"/>
-            <w:szCs w:val="20"/>
           </w:rPr>
           <w:tab/>
         </w:r>
@@ -1859,8 +1553,6 @@
           <w:rPr>
             <w:noProof/>
             <w:webHidden/>
-            <w:sz w:val="19"/>
-            <w:szCs w:val="20"/>
           </w:rPr>
           <w:fldChar w:fldCharType="begin"/>
         </w:r>
@@ -1868,25 +1560,19 @@
           <w:rPr>
             <w:noProof/>
             <w:webHidden/>
-            <w:sz w:val="19"/>
-            <w:szCs w:val="20"/>
-          </w:rPr>
-          <w:instrText xml:space="preserve"> PAGEREF _Toc231220004 \h </w:instrText>
-        </w:r>
-        <w:r>
-          <w:rPr>
-            <w:noProof/>
-            <w:webHidden/>
-            <w:sz w:val="19"/>
-            <w:szCs w:val="20"/>
-          </w:rPr>
-        </w:r>
-        <w:r>
-          <w:rPr>
-            <w:noProof/>
-            <w:webHidden/>
-            <w:sz w:val="19"/>
-            <w:szCs w:val="20"/>
+          </w:rPr>
+          <w:instrText xml:space="preserve"> PAGEREF _Toc231653672 \h </w:instrText>
+        </w:r>
+        <w:r>
+          <w:rPr>
+            <w:noProof/>
+            <w:webHidden/>
+          </w:rPr>
+        </w:r>
+        <w:r>
+          <w:rPr>
+            <w:noProof/>
+            <w:webHidden/>
           </w:rPr>
           <w:fldChar w:fldCharType="separate"/>
         </w:r>
@@ -1894,8 +1580,6 @@
           <w:rPr>
             <w:noProof/>
             <w:webHidden/>
-            <w:sz w:val="19"/>
-            <w:szCs w:val="20"/>
           </w:rPr>
           <w:t>6</w:t>
         </w:r>
@@ -1903,8 +1587,6 @@
           <w:rPr>
             <w:noProof/>
             <w:webHidden/>
-            <w:sz w:val="19"/>
-            <w:szCs w:val="20"/>
           </w:rPr>
           <w:fldChar w:fldCharType="end"/>
         </w:r>
@@ -1918,17 +1600,13 @@
         </w:tabs>
         <w:rPr>
           <w:noProof/>
-          <w:sz w:val="19"/>
-          <w:szCs w:val="20"/>
         </w:rPr>
       </w:pPr>
-      <w:hyperlink w:anchor="_Toc231220005" w:history="1">
+      <w:hyperlink w:anchor="_Toc231653673" w:history="1">
         <w:r>
           <w:rPr>
             <w:rStyle w:val="Hyperlink"/>
             <w:noProof/>
-            <w:sz w:val="19"/>
-            <w:szCs w:val="20"/>
           </w:rPr>
           <w:t>6.1 Connectivity and integration tests</w:t>
         </w:r>
@@ -1936,8 +1614,6 @@
           <w:rPr>
             <w:noProof/>
             <w:webHidden/>
-            <w:sz w:val="19"/>
-            <w:szCs w:val="20"/>
           </w:rPr>
           <w:tab/>
         </w:r>
@@ -1945,8 +1621,6 @@
           <w:rPr>
             <w:noProof/>
             <w:webHidden/>
-            <w:sz w:val="19"/>
-            <w:szCs w:val="20"/>
           </w:rPr>
           <w:fldChar w:fldCharType="begin"/>
         </w:r>
@@ -1954,25 +1628,19 @@
           <w:rPr>
             <w:noProof/>
             <w:webHidden/>
-            <w:sz w:val="19"/>
-            <w:szCs w:val="20"/>
-          </w:rPr>
-          <w:instrText xml:space="preserve"> PAGEREF _Toc231220005 \h </w:instrText>
-        </w:r>
-        <w:r>
-          <w:rPr>
-            <w:noProof/>
-            <w:webHidden/>
-            <w:sz w:val="19"/>
-            <w:szCs w:val="20"/>
-          </w:rPr>
-        </w:r>
-        <w:r>
-          <w:rPr>
-            <w:noProof/>
-            <w:webHidden/>
-            <w:sz w:val="19"/>
-            <w:szCs w:val="20"/>
+          </w:rPr>
+          <w:instrText xml:space="preserve"> PAGEREF _Toc231653673 \h </w:instrText>
+        </w:r>
+        <w:r>
+          <w:rPr>
+            <w:noProof/>
+            <w:webHidden/>
+          </w:rPr>
+        </w:r>
+        <w:r>
+          <w:rPr>
+            <w:noProof/>
+            <w:webHidden/>
           </w:rPr>
           <w:fldChar w:fldCharType="separate"/>
         </w:r>
@@ -1980,8 +1648,6 @@
           <w:rPr>
             <w:noProof/>
             <w:webHidden/>
-            <w:sz w:val="19"/>
-            <w:szCs w:val="20"/>
           </w:rPr>
           <w:t>6</w:t>
         </w:r>
@@ -1989,8 +1655,6 @@
           <w:rPr>
             <w:noProof/>
             <w:webHidden/>
-            <w:sz w:val="19"/>
-            <w:szCs w:val="20"/>
           </w:rPr>
           <w:fldChar w:fldCharType="end"/>
         </w:r>
@@ -2004,17 +1668,13 @@
         </w:tabs>
         <w:rPr>
           <w:noProof/>
-          <w:sz w:val="19"/>
-          <w:szCs w:val="20"/>
         </w:rPr>
       </w:pPr>
-      <w:hyperlink w:anchor="_Toc231220006" w:history="1">
+      <w:hyperlink w:anchor="_Toc231653674" w:history="1">
         <w:r>
           <w:rPr>
             <w:rStyle w:val="Hyperlink"/>
             <w:noProof/>
-            <w:sz w:val="19"/>
-            <w:szCs w:val="20"/>
           </w:rPr>
           <w:t>6.2 Autoscaling test</w:t>
         </w:r>
@@ -2022,8 +1682,6 @@
           <w:rPr>
             <w:noProof/>
             <w:webHidden/>
-            <w:sz w:val="19"/>
-            <w:szCs w:val="20"/>
           </w:rPr>
           <w:tab/>
         </w:r>
@@ -2031,8 +1689,6 @@
           <w:rPr>
             <w:noProof/>
             <w:webHidden/>
-            <w:sz w:val="19"/>
-            <w:szCs w:val="20"/>
           </w:rPr>
           <w:fldChar w:fldCharType="begin"/>
         </w:r>
@@ -2040,25 +1696,19 @@
           <w:rPr>
             <w:noProof/>
             <w:webHidden/>
-            <w:sz w:val="19"/>
-            <w:szCs w:val="20"/>
-          </w:rPr>
-          <w:instrText xml:space="preserve"> PAGEREF _Toc231220006 \h </w:instrText>
-        </w:r>
-        <w:r>
-          <w:rPr>
-            <w:noProof/>
-            <w:webHidden/>
-            <w:sz w:val="19"/>
-            <w:szCs w:val="20"/>
-          </w:rPr>
-        </w:r>
-        <w:r>
-          <w:rPr>
-            <w:noProof/>
-            <w:webHidden/>
-            <w:sz w:val="19"/>
-            <w:szCs w:val="20"/>
+          </w:rPr>
+          <w:instrText xml:space="preserve"> PAGEREF _Toc231653674 \h </w:instrText>
+        </w:r>
+        <w:r>
+          <w:rPr>
+            <w:noProof/>
+            <w:webHidden/>
+          </w:rPr>
+        </w:r>
+        <w:r>
+          <w:rPr>
+            <w:noProof/>
+            <w:webHidden/>
           </w:rPr>
           <w:fldChar w:fldCharType="separate"/>
         </w:r>
@@ -2066,8 +1716,6 @@
           <w:rPr>
             <w:noProof/>
             <w:webHidden/>
-            <w:sz w:val="19"/>
-            <w:szCs w:val="20"/>
           </w:rPr>
           <w:t>6</w:t>
         </w:r>
@@ -2075,8 +1723,6 @@
           <w:rPr>
             <w:noProof/>
             <w:webHidden/>
-            <w:sz w:val="19"/>
-            <w:szCs w:val="20"/>
           </w:rPr>
           <w:fldChar w:fldCharType="end"/>
         </w:r>
@@ -2090,17 +1736,13 @@
         </w:tabs>
         <w:rPr>
           <w:noProof/>
-          <w:sz w:val="19"/>
-          <w:szCs w:val="20"/>
         </w:rPr>
       </w:pPr>
-      <w:hyperlink w:anchor="_Toc231220007" w:history="1">
+      <w:hyperlink w:anchor="_Toc231653675" w:history="1">
         <w:r>
           <w:rPr>
             <w:rStyle w:val="Hyperlink"/>
             <w:noProof/>
-            <w:sz w:val="19"/>
-            <w:szCs w:val="20"/>
           </w:rPr>
           <w:t>6.3 Database connectivity and data-migration reconciliation</w:t>
         </w:r>
@@ -2108,8 +1750,6 @@
           <w:rPr>
             <w:noProof/>
             <w:webHidden/>
-            <w:sz w:val="19"/>
-            <w:szCs w:val="20"/>
           </w:rPr>
           <w:tab/>
         </w:r>
@@ -2117,8 +1757,6 @@
           <w:rPr>
             <w:noProof/>
             <w:webHidden/>
-            <w:sz w:val="19"/>
-            <w:szCs w:val="20"/>
           </w:rPr>
           <w:fldChar w:fldCharType="begin"/>
         </w:r>
@@ -2126,25 +1764,19 @@
           <w:rPr>
             <w:noProof/>
             <w:webHidden/>
-            <w:sz w:val="19"/>
-            <w:szCs w:val="20"/>
-          </w:rPr>
-          <w:instrText xml:space="preserve"> PAGEREF _Toc231220007 \h </w:instrText>
-        </w:r>
-        <w:r>
-          <w:rPr>
-            <w:noProof/>
-            <w:webHidden/>
-            <w:sz w:val="19"/>
-            <w:szCs w:val="20"/>
-          </w:rPr>
-        </w:r>
-        <w:r>
-          <w:rPr>
-            <w:noProof/>
-            <w:webHidden/>
-            <w:sz w:val="19"/>
-            <w:szCs w:val="20"/>
+          </w:rPr>
+          <w:instrText xml:space="preserve"> PAGEREF _Toc231653675 \h </w:instrText>
+        </w:r>
+        <w:r>
+          <w:rPr>
+            <w:noProof/>
+            <w:webHidden/>
+          </w:rPr>
+        </w:r>
+        <w:r>
+          <w:rPr>
+            <w:noProof/>
+            <w:webHidden/>
           </w:rPr>
           <w:fldChar w:fldCharType="separate"/>
         </w:r>
@@ -2152,8 +1784,6 @@
           <w:rPr>
             <w:noProof/>
             <w:webHidden/>
-            <w:sz w:val="19"/>
-            <w:szCs w:val="20"/>
           </w:rPr>
           <w:t>6</w:t>
         </w:r>
@@ -2161,8 +1791,6 @@
           <w:rPr>
             <w:noProof/>
             <w:webHidden/>
-            <w:sz w:val="19"/>
-            <w:szCs w:val="20"/>
           </w:rPr>
           <w:fldChar w:fldCharType="end"/>
         </w:r>
@@ -2176,17 +1804,13 @@
         </w:tabs>
         <w:rPr>
           <w:noProof/>
-          <w:sz w:val="19"/>
-          <w:szCs w:val="20"/>
         </w:rPr>
       </w:pPr>
-      <w:hyperlink w:anchor="_Toc231220008" w:history="1">
+      <w:hyperlink w:anchor="_Toc231653676" w:history="1">
         <w:r>
           <w:rPr>
             <w:rStyle w:val="Hyperlink"/>
             <w:noProof/>
-            <w:sz w:val="19"/>
-            <w:szCs w:val="20"/>
           </w:rPr>
           <w:t>6.4 End-to-end acceptance test</w:t>
         </w:r>
@@ -2194,8 +1818,6 @@
           <w:rPr>
             <w:noProof/>
             <w:webHidden/>
-            <w:sz w:val="19"/>
-            <w:szCs w:val="20"/>
           </w:rPr>
           <w:tab/>
         </w:r>
@@ -2203,8 +1825,6 @@
           <w:rPr>
             <w:noProof/>
             <w:webHidden/>
-            <w:sz w:val="19"/>
-            <w:szCs w:val="20"/>
           </w:rPr>
           <w:fldChar w:fldCharType="begin"/>
         </w:r>
@@ -2212,25 +1832,19 @@
           <w:rPr>
             <w:noProof/>
             <w:webHidden/>
-            <w:sz w:val="19"/>
-            <w:szCs w:val="20"/>
-          </w:rPr>
-          <w:instrText xml:space="preserve"> PAGEREF _Toc231220008 \h </w:instrText>
-        </w:r>
-        <w:r>
-          <w:rPr>
-            <w:noProof/>
-            <w:webHidden/>
-            <w:sz w:val="19"/>
-            <w:szCs w:val="20"/>
-          </w:rPr>
-        </w:r>
-        <w:r>
-          <w:rPr>
-            <w:noProof/>
-            <w:webHidden/>
-            <w:sz w:val="19"/>
-            <w:szCs w:val="20"/>
+          </w:rPr>
+          <w:instrText xml:space="preserve"> PAGEREF _Toc231653676 \h </w:instrText>
+        </w:r>
+        <w:r>
+          <w:rPr>
+            <w:noProof/>
+            <w:webHidden/>
+          </w:rPr>
+        </w:r>
+        <w:r>
+          <w:rPr>
+            <w:noProof/>
+            <w:webHidden/>
           </w:rPr>
           <w:fldChar w:fldCharType="separate"/>
         </w:r>
@@ -2238,8 +1852,6 @@
           <w:rPr>
             <w:noProof/>
             <w:webHidden/>
-            <w:sz w:val="19"/>
-            <w:szCs w:val="20"/>
           </w:rPr>
           <w:t>6</w:t>
         </w:r>
@@ -2247,8 +1859,6 @@
           <w:rPr>
             <w:noProof/>
             <w:webHidden/>
-            <w:sz w:val="19"/>
-            <w:szCs w:val="20"/>
           </w:rPr>
           <w:fldChar w:fldCharType="end"/>
         </w:r>
@@ -2262,17 +1872,13 @@
         </w:tabs>
         <w:rPr>
           <w:noProof/>
-          <w:sz w:val="19"/>
-          <w:szCs w:val="20"/>
         </w:rPr>
       </w:pPr>
-      <w:hyperlink w:anchor="_Toc231220009" w:history="1">
+      <w:hyperlink w:anchor="_Toc231653677" w:history="1">
         <w:r>
           <w:rPr>
             <w:rStyle w:val="Hyperlink"/>
             <w:noProof/>
-            <w:sz w:val="19"/>
-            <w:szCs w:val="20"/>
           </w:rPr>
           <w:t>6.5 Failure simulation</w:t>
         </w:r>
@@ -2280,8 +1886,6 @@
           <w:rPr>
             <w:noProof/>
             <w:webHidden/>
-            <w:sz w:val="19"/>
-            <w:szCs w:val="20"/>
           </w:rPr>
           <w:tab/>
         </w:r>
@@ -2289,8 +1893,6 @@
           <w:rPr>
             <w:noProof/>
             <w:webHidden/>
-            <w:sz w:val="19"/>
-            <w:szCs w:val="20"/>
           </w:rPr>
           <w:fldChar w:fldCharType="begin"/>
         </w:r>
@@ -2298,25 +1900,19 @@
           <w:rPr>
             <w:noProof/>
             <w:webHidden/>
-            <w:sz w:val="19"/>
-            <w:szCs w:val="20"/>
-          </w:rPr>
-          <w:instrText xml:space="preserve"> PAGEREF _Toc231220009 \h </w:instrText>
-        </w:r>
-        <w:r>
-          <w:rPr>
-            <w:noProof/>
-            <w:webHidden/>
-            <w:sz w:val="19"/>
-            <w:szCs w:val="20"/>
-          </w:rPr>
-        </w:r>
-        <w:r>
-          <w:rPr>
-            <w:noProof/>
-            <w:webHidden/>
-            <w:sz w:val="19"/>
-            <w:szCs w:val="20"/>
+          </w:rPr>
+          <w:instrText xml:space="preserve"> PAGEREF _Toc231653677 \h </w:instrText>
+        </w:r>
+        <w:r>
+          <w:rPr>
+            <w:noProof/>
+            <w:webHidden/>
+          </w:rPr>
+        </w:r>
+        <w:r>
+          <w:rPr>
+            <w:noProof/>
+            <w:webHidden/>
           </w:rPr>
           <w:fldChar w:fldCharType="separate"/>
         </w:r>
@@ -2324,8 +1920,6 @@
           <w:rPr>
             <w:noProof/>
             <w:webHidden/>
-            <w:sz w:val="19"/>
-            <w:szCs w:val="20"/>
           </w:rPr>
           <w:t>6</w:t>
         </w:r>
@@ -2333,8 +1927,6 @@
           <w:rPr>
             <w:noProof/>
             <w:webHidden/>
-            <w:sz w:val="19"/>
-            <w:szCs w:val="20"/>
           </w:rPr>
           <w:fldChar w:fldCharType="end"/>
         </w:r>
@@ -2348,17 +1940,13 @@
         </w:tabs>
         <w:rPr>
           <w:noProof/>
-          <w:sz w:val="19"/>
-          <w:szCs w:val="20"/>
         </w:rPr>
       </w:pPr>
-      <w:hyperlink w:anchor="_Toc231220010" w:history="1">
+      <w:hyperlink w:anchor="_Toc231653678" w:history="1">
         <w:r>
           <w:rPr>
             <w:rStyle w:val="Hyperlink"/>
             <w:noProof/>
-            <w:sz w:val="19"/>
-            <w:szCs w:val="20"/>
           </w:rPr>
           <w:t>6.6 Resize simulation</w:t>
         </w:r>
@@ -2366,8 +1954,6 @@
           <w:rPr>
             <w:noProof/>
             <w:webHidden/>
-            <w:sz w:val="19"/>
-            <w:szCs w:val="20"/>
           </w:rPr>
           <w:tab/>
         </w:r>
@@ -2375,8 +1961,6 @@
           <w:rPr>
             <w:noProof/>
             <w:webHidden/>
-            <w:sz w:val="19"/>
-            <w:szCs w:val="20"/>
           </w:rPr>
           <w:fldChar w:fldCharType="begin"/>
         </w:r>
@@ -2384,25 +1968,19 @@
           <w:rPr>
             <w:noProof/>
             <w:webHidden/>
-            <w:sz w:val="19"/>
-            <w:szCs w:val="20"/>
-          </w:rPr>
-          <w:instrText xml:space="preserve"> PAGEREF _Toc231220010 \h </w:instrText>
-        </w:r>
-        <w:r>
-          <w:rPr>
-            <w:noProof/>
-            <w:webHidden/>
-            <w:sz w:val="19"/>
-            <w:szCs w:val="20"/>
-          </w:rPr>
-        </w:r>
-        <w:r>
-          <w:rPr>
-            <w:noProof/>
-            <w:webHidden/>
-            <w:sz w:val="19"/>
-            <w:szCs w:val="20"/>
+          </w:rPr>
+          <w:instrText xml:space="preserve"> PAGEREF _Toc231653678 \h </w:instrText>
+        </w:r>
+        <w:r>
+          <w:rPr>
+            <w:noProof/>
+            <w:webHidden/>
+          </w:rPr>
+        </w:r>
+        <w:r>
+          <w:rPr>
+            <w:noProof/>
+            <w:webHidden/>
           </w:rPr>
           <w:fldChar w:fldCharType="separate"/>
         </w:r>
@@ -2410,8 +1988,6 @@
           <w:rPr>
             <w:noProof/>
             <w:webHidden/>
-            <w:sz w:val="19"/>
-            <w:szCs w:val="20"/>
           </w:rPr>
           <w:t>6</w:t>
         </w:r>
@@ -2419,8 +1995,6 @@
           <w:rPr>
             <w:noProof/>
             <w:webHidden/>
-            <w:sz w:val="19"/>
-            <w:szCs w:val="20"/>
           </w:rPr>
           <w:fldChar w:fldCharType="end"/>
         </w:r>
@@ -2434,17 +2008,13 @@
         </w:tabs>
         <w:rPr>
           <w:noProof/>
-          <w:sz w:val="19"/>
-          <w:szCs w:val="20"/>
         </w:rPr>
       </w:pPr>
-      <w:hyperlink w:anchor="_Toc231220011" w:history="1">
+      <w:hyperlink w:anchor="_Toc231653679" w:history="1">
         <w:r>
           <w:rPr>
             <w:rStyle w:val="Hyperlink"/>
             <w:noProof/>
-            <w:sz w:val="19"/>
-            <w:szCs w:val="20"/>
           </w:rPr>
           <w:t>6.7 Availability measurement</w:t>
         </w:r>
@@ -2452,8 +2022,6 @@
           <w:rPr>
             <w:noProof/>
             <w:webHidden/>
-            <w:sz w:val="19"/>
-            <w:szCs w:val="20"/>
           </w:rPr>
           <w:tab/>
         </w:r>
@@ -2461,8 +2029,6 @@
           <w:rPr>
             <w:noProof/>
             <w:webHidden/>
-            <w:sz w:val="19"/>
-            <w:szCs w:val="20"/>
           </w:rPr>
           <w:fldChar w:fldCharType="begin"/>
         </w:r>
@@ -2470,25 +2036,19 @@
           <w:rPr>
             <w:noProof/>
             <w:webHidden/>
-            <w:sz w:val="19"/>
-            <w:szCs w:val="20"/>
-          </w:rPr>
-          <w:instrText xml:space="preserve"> PAGEREF _Toc231220011 \h </w:instrText>
-        </w:r>
-        <w:r>
-          <w:rPr>
-            <w:noProof/>
-            <w:webHidden/>
-            <w:sz w:val="19"/>
-            <w:szCs w:val="20"/>
-          </w:rPr>
-        </w:r>
-        <w:r>
-          <w:rPr>
-            <w:noProof/>
-            <w:webHidden/>
-            <w:sz w:val="19"/>
-            <w:szCs w:val="20"/>
+          </w:rPr>
+          <w:instrText xml:space="preserve"> PAGEREF _Toc231653679 \h </w:instrText>
+        </w:r>
+        <w:r>
+          <w:rPr>
+            <w:noProof/>
+            <w:webHidden/>
+          </w:rPr>
+        </w:r>
+        <w:r>
+          <w:rPr>
+            <w:noProof/>
+            <w:webHidden/>
           </w:rPr>
           <w:fldChar w:fldCharType="separate"/>
         </w:r>
@@ -2496,8 +2056,6 @@
           <w:rPr>
             <w:noProof/>
             <w:webHidden/>
-            <w:sz w:val="19"/>
-            <w:szCs w:val="20"/>
           </w:rPr>
           <w:t>6</w:t>
         </w:r>
@@ -2505,8 +2063,6 @@
           <w:rPr>
             <w:noProof/>
             <w:webHidden/>
-            <w:sz w:val="19"/>
-            <w:szCs w:val="20"/>
           </w:rPr>
           <w:fldChar w:fldCharType="end"/>
         </w:r>
@@ -2520,17 +2076,13 @@
         </w:tabs>
         <w:rPr>
           <w:noProof/>
-          <w:sz w:val="19"/>
-          <w:szCs w:val="20"/>
         </w:rPr>
       </w:pPr>
-      <w:hyperlink w:anchor="_Toc231220012" w:history="1">
+      <w:hyperlink w:anchor="_Toc231653680" w:history="1">
         <w:r>
           <w:rPr>
             <w:rStyle w:val="Hyperlink"/>
             <w:noProof/>
-            <w:sz w:val="19"/>
-            <w:szCs w:val="20"/>
           </w:rPr>
           <w:t>6.8 Simulation findings vs the design</w:t>
         </w:r>
@@ -2538,8 +2090,6 @@
           <w:rPr>
             <w:noProof/>
             <w:webHidden/>
-            <w:sz w:val="19"/>
-            <w:szCs w:val="20"/>
           </w:rPr>
           <w:tab/>
         </w:r>
@@ -2547,8 +2097,6 @@
           <w:rPr>
             <w:noProof/>
             <w:webHidden/>
-            <w:sz w:val="19"/>
-            <w:szCs w:val="20"/>
           </w:rPr>
           <w:fldChar w:fldCharType="begin"/>
         </w:r>
@@ -2556,25 +2104,19 @@
           <w:rPr>
             <w:noProof/>
             <w:webHidden/>
-            <w:sz w:val="19"/>
-            <w:szCs w:val="20"/>
-          </w:rPr>
-          <w:instrText xml:space="preserve"> PAGEREF _Toc231220012 \h </w:instrText>
-        </w:r>
-        <w:r>
-          <w:rPr>
-            <w:noProof/>
-            <w:webHidden/>
-            <w:sz w:val="19"/>
-            <w:szCs w:val="20"/>
-          </w:rPr>
-        </w:r>
-        <w:r>
-          <w:rPr>
-            <w:noProof/>
-            <w:webHidden/>
-            <w:sz w:val="19"/>
-            <w:szCs w:val="20"/>
+          </w:rPr>
+          <w:instrText xml:space="preserve"> PAGEREF _Toc231653680 \h </w:instrText>
+        </w:r>
+        <w:r>
+          <w:rPr>
+            <w:noProof/>
+            <w:webHidden/>
+          </w:rPr>
+        </w:r>
+        <w:r>
+          <w:rPr>
+            <w:noProof/>
+            <w:webHidden/>
           </w:rPr>
           <w:fldChar w:fldCharType="separate"/>
         </w:r>
@@ -2582,8 +2124,6 @@
           <w:rPr>
             <w:noProof/>
             <w:webHidden/>
-            <w:sz w:val="19"/>
-            <w:szCs w:val="20"/>
           </w:rPr>
           <w:t>6</w:t>
         </w:r>
@@ -2591,8 +2131,6 @@
           <w:rPr>
             <w:noProof/>
             <w:webHidden/>
-            <w:sz w:val="19"/>
-            <w:szCs w:val="20"/>
           </w:rPr>
           <w:fldChar w:fldCharType="end"/>
         </w:r>
@@ -2606,17 +2144,13 @@
         </w:tabs>
         <w:rPr>
           <w:noProof/>
-          <w:sz w:val="19"/>
-          <w:szCs w:val="20"/>
         </w:rPr>
       </w:pPr>
-      <w:hyperlink w:anchor="_Toc231220013" w:history="1">
+      <w:hyperlink w:anchor="_Toc231653681" w:history="1">
         <w:r>
           <w:rPr>
             <w:rStyle w:val="Hyperlink"/>
             <w:noProof/>
-            <w:sz w:val="19"/>
-            <w:szCs w:val="20"/>
           </w:rPr>
           <w:t>6.9 Adjustments made per simulation outcomes</w:t>
         </w:r>
@@ -2624,8 +2158,6 @@
           <w:rPr>
             <w:noProof/>
             <w:webHidden/>
-            <w:sz w:val="19"/>
-            <w:szCs w:val="20"/>
           </w:rPr>
           <w:tab/>
         </w:r>
@@ -2633,8 +2165,6 @@
           <w:rPr>
             <w:noProof/>
             <w:webHidden/>
-            <w:sz w:val="19"/>
-            <w:szCs w:val="20"/>
           </w:rPr>
           <w:fldChar w:fldCharType="begin"/>
         </w:r>
@@ -2642,25 +2172,19 @@
           <w:rPr>
             <w:noProof/>
             <w:webHidden/>
-            <w:sz w:val="19"/>
-            <w:szCs w:val="20"/>
-          </w:rPr>
-          <w:instrText xml:space="preserve"> PAGEREF _Toc231220013 \h </w:instrText>
-        </w:r>
-        <w:r>
-          <w:rPr>
-            <w:noProof/>
-            <w:webHidden/>
-            <w:sz w:val="19"/>
-            <w:szCs w:val="20"/>
-          </w:rPr>
-        </w:r>
-        <w:r>
-          <w:rPr>
-            <w:noProof/>
-            <w:webHidden/>
-            <w:sz w:val="19"/>
-            <w:szCs w:val="20"/>
+          </w:rPr>
+          <w:instrText xml:space="preserve"> PAGEREF _Toc231653681 \h </w:instrText>
+        </w:r>
+        <w:r>
+          <w:rPr>
+            <w:noProof/>
+            <w:webHidden/>
+          </w:rPr>
+        </w:r>
+        <w:r>
+          <w:rPr>
+            <w:noProof/>
+            <w:webHidden/>
           </w:rPr>
           <w:fldChar w:fldCharType="separate"/>
         </w:r>
@@ -2668,8 +2192,6 @@
           <w:rPr>
             <w:noProof/>
             <w:webHidden/>
-            <w:sz w:val="19"/>
-            <w:szCs w:val="20"/>
           </w:rPr>
           <w:t>6</w:t>
         </w:r>
@@ -2677,8 +2199,6 @@
           <w:rPr>
             <w:noProof/>
             <w:webHidden/>
-            <w:sz w:val="19"/>
-            <w:szCs w:val="20"/>
           </w:rPr>
           <w:fldChar w:fldCharType="end"/>
         </w:r>
@@ -2692,17 +2212,13 @@
         </w:tabs>
         <w:rPr>
           <w:noProof/>
-          <w:sz w:val="19"/>
-          <w:szCs w:val="20"/>
         </w:rPr>
       </w:pPr>
-      <w:hyperlink w:anchor="_Toc231220014" w:history="1">
+      <w:hyperlink w:anchor="_Toc231653682" w:history="1">
         <w:r>
           <w:rPr>
             <w:rStyle w:val="Hyperlink"/>
             <w:noProof/>
-            <w:sz w:val="19"/>
-            <w:szCs w:val="20"/>
           </w:rPr>
           <w:t>7. Operational Handover</w:t>
         </w:r>
@@ -2710,8 +2226,6 @@
           <w:rPr>
             <w:noProof/>
             <w:webHidden/>
-            <w:sz w:val="19"/>
-            <w:szCs w:val="20"/>
           </w:rPr>
           <w:tab/>
         </w:r>
@@ -2719,8 +2233,6 @@
           <w:rPr>
             <w:noProof/>
             <w:webHidden/>
-            <w:sz w:val="19"/>
-            <w:szCs w:val="20"/>
           </w:rPr>
           <w:fldChar w:fldCharType="begin"/>
         </w:r>
@@ -2728,25 +2240,19 @@
           <w:rPr>
             <w:noProof/>
             <w:webHidden/>
-            <w:sz w:val="19"/>
-            <w:szCs w:val="20"/>
-          </w:rPr>
-          <w:instrText xml:space="preserve"> PAGEREF _Toc231220014 \h </w:instrText>
-        </w:r>
-        <w:r>
-          <w:rPr>
-            <w:noProof/>
-            <w:webHidden/>
-            <w:sz w:val="19"/>
-            <w:szCs w:val="20"/>
-          </w:rPr>
-        </w:r>
-        <w:r>
-          <w:rPr>
-            <w:noProof/>
-            <w:webHidden/>
-            <w:sz w:val="19"/>
-            <w:szCs w:val="20"/>
+          </w:rPr>
+          <w:instrText xml:space="preserve"> PAGEREF _Toc231653682 \h </w:instrText>
+        </w:r>
+        <w:r>
+          <w:rPr>
+            <w:noProof/>
+            <w:webHidden/>
+          </w:rPr>
+        </w:r>
+        <w:r>
+          <w:rPr>
+            <w:noProof/>
+            <w:webHidden/>
           </w:rPr>
           <w:fldChar w:fldCharType="separate"/>
         </w:r>
@@ -2754,8 +2260,6 @@
           <w:rPr>
             <w:noProof/>
             <w:webHidden/>
-            <w:sz w:val="19"/>
-            <w:szCs w:val="20"/>
           </w:rPr>
           <w:t>6</w:t>
         </w:r>
@@ -2763,8 +2267,6 @@
           <w:rPr>
             <w:noProof/>
             <w:webHidden/>
-            <w:sz w:val="19"/>
-            <w:szCs w:val="20"/>
           </w:rPr>
           <w:fldChar w:fldCharType="end"/>
         </w:r>
@@ -2778,17 +2280,13 @@
         </w:tabs>
         <w:rPr>
           <w:noProof/>
-          <w:sz w:val="19"/>
-          <w:szCs w:val="20"/>
         </w:rPr>
       </w:pPr>
-      <w:hyperlink w:anchor="_Toc231220015" w:history="1">
+      <w:hyperlink w:anchor="_Toc231653683" w:history="1">
         <w:r>
           <w:rPr>
             <w:rStyle w:val="Hyperlink"/>
             <w:noProof/>
-            <w:sz w:val="19"/>
-            <w:szCs w:val="20"/>
           </w:rPr>
           <w:t>7.1 Access</w:t>
         </w:r>
@@ -2796,8 +2294,6 @@
           <w:rPr>
             <w:noProof/>
             <w:webHidden/>
-            <w:sz w:val="19"/>
-            <w:szCs w:val="20"/>
           </w:rPr>
           <w:tab/>
         </w:r>
@@ -2805,8 +2301,6 @@
           <w:rPr>
             <w:noProof/>
             <w:webHidden/>
-            <w:sz w:val="19"/>
-            <w:szCs w:val="20"/>
           </w:rPr>
           <w:fldChar w:fldCharType="begin"/>
         </w:r>
@@ -2814,25 +2308,19 @@
           <w:rPr>
             <w:noProof/>
             <w:webHidden/>
-            <w:sz w:val="19"/>
-            <w:szCs w:val="20"/>
-          </w:rPr>
-          <w:instrText xml:space="preserve"> PAGEREF _Toc231220015 \h </w:instrText>
-        </w:r>
-        <w:r>
-          <w:rPr>
-            <w:noProof/>
-            <w:webHidden/>
-            <w:sz w:val="19"/>
-            <w:szCs w:val="20"/>
-          </w:rPr>
-        </w:r>
-        <w:r>
-          <w:rPr>
-            <w:noProof/>
-            <w:webHidden/>
-            <w:sz w:val="19"/>
-            <w:szCs w:val="20"/>
+          </w:rPr>
+          <w:instrText xml:space="preserve"> PAGEREF _Toc231653683 \h </w:instrText>
+        </w:r>
+        <w:r>
+          <w:rPr>
+            <w:noProof/>
+            <w:webHidden/>
+          </w:rPr>
+        </w:r>
+        <w:r>
+          <w:rPr>
+            <w:noProof/>
+            <w:webHidden/>
           </w:rPr>
           <w:fldChar w:fldCharType="separate"/>
         </w:r>
@@ -2840,8 +2328,6 @@
           <w:rPr>
             <w:noProof/>
             <w:webHidden/>
-            <w:sz w:val="19"/>
-            <w:szCs w:val="20"/>
           </w:rPr>
           <w:t>6</w:t>
         </w:r>
@@ -2849,8 +2335,6 @@
           <w:rPr>
             <w:noProof/>
             <w:webHidden/>
-            <w:sz w:val="19"/>
-            <w:szCs w:val="20"/>
           </w:rPr>
           <w:fldChar w:fldCharType="end"/>
         </w:r>
@@ -2864,17 +2348,13 @@
         </w:tabs>
         <w:rPr>
           <w:noProof/>
-          <w:sz w:val="19"/>
-          <w:szCs w:val="20"/>
         </w:rPr>
       </w:pPr>
-      <w:hyperlink w:anchor="_Toc231220016" w:history="1">
+      <w:hyperlink w:anchor="_Toc231653684" w:history="1">
         <w:r>
           <w:rPr>
             <w:rStyle w:val="Hyperlink"/>
             <w:noProof/>
-            <w:sz w:val="19"/>
-            <w:szCs w:val="20"/>
           </w:rPr>
           <w:t>7.2 Runbook references</w:t>
         </w:r>
@@ -2882,8 +2362,6 @@
           <w:rPr>
             <w:noProof/>
             <w:webHidden/>
-            <w:sz w:val="19"/>
-            <w:szCs w:val="20"/>
           </w:rPr>
           <w:tab/>
         </w:r>
@@ -2891,8 +2369,6 @@
           <w:rPr>
             <w:noProof/>
             <w:webHidden/>
-            <w:sz w:val="19"/>
-            <w:szCs w:val="20"/>
           </w:rPr>
           <w:fldChar w:fldCharType="begin"/>
         </w:r>
@@ -2900,25 +2376,19 @@
           <w:rPr>
             <w:noProof/>
             <w:webHidden/>
-            <w:sz w:val="19"/>
-            <w:szCs w:val="20"/>
-          </w:rPr>
-          <w:instrText xml:space="preserve"> PAGEREF _Toc231220016 \h </w:instrText>
-        </w:r>
-        <w:r>
-          <w:rPr>
-            <w:noProof/>
-            <w:webHidden/>
-            <w:sz w:val="19"/>
-            <w:szCs w:val="20"/>
-          </w:rPr>
-        </w:r>
-        <w:r>
-          <w:rPr>
-            <w:noProof/>
-            <w:webHidden/>
-            <w:sz w:val="19"/>
-            <w:szCs w:val="20"/>
+          </w:rPr>
+          <w:instrText xml:space="preserve"> PAGEREF _Toc231653684 \h </w:instrText>
+        </w:r>
+        <w:r>
+          <w:rPr>
+            <w:noProof/>
+            <w:webHidden/>
+          </w:rPr>
+        </w:r>
+        <w:r>
+          <w:rPr>
+            <w:noProof/>
+            <w:webHidden/>
           </w:rPr>
           <w:fldChar w:fldCharType="separate"/>
         </w:r>
@@ -2926,8 +2396,6 @@
           <w:rPr>
             <w:noProof/>
             <w:webHidden/>
-            <w:sz w:val="19"/>
-            <w:szCs w:val="20"/>
           </w:rPr>
           <w:t>6</w:t>
         </w:r>
@@ -2935,8 +2403,6 @@
           <w:rPr>
             <w:noProof/>
             <w:webHidden/>
-            <w:sz w:val="19"/>
-            <w:szCs w:val="20"/>
           </w:rPr>
           <w:fldChar w:fldCharType="end"/>
         </w:r>
@@ -2950,17 +2416,13 @@
         </w:tabs>
         <w:rPr>
           <w:noProof/>
-          <w:sz w:val="19"/>
-          <w:szCs w:val="20"/>
         </w:rPr>
       </w:pPr>
-      <w:hyperlink w:anchor="_Toc231220017" w:history="1">
+      <w:hyperlink w:anchor="_Toc231653685" w:history="1">
         <w:r>
           <w:rPr>
             <w:rStyle w:val="Hyperlink"/>
             <w:noProof/>
-            <w:sz w:val="19"/>
-            <w:szCs w:val="20"/>
           </w:rPr>
           <w:t>7.3 Known limitations and what's next</w:t>
         </w:r>
@@ -2968,8 +2430,6 @@
           <w:rPr>
             <w:noProof/>
             <w:webHidden/>
-            <w:sz w:val="19"/>
-            <w:szCs w:val="20"/>
           </w:rPr>
           <w:tab/>
         </w:r>
@@ -2977,8 +2437,6 @@
           <w:rPr>
             <w:noProof/>
             <w:webHidden/>
-            <w:sz w:val="19"/>
-            <w:szCs w:val="20"/>
           </w:rPr>
           <w:fldChar w:fldCharType="begin"/>
         </w:r>
@@ -2986,25 +2444,19 @@
           <w:rPr>
             <w:noProof/>
             <w:webHidden/>
-            <w:sz w:val="19"/>
-            <w:szCs w:val="20"/>
-          </w:rPr>
-          <w:instrText xml:space="preserve"> PAGEREF _Toc231220017 \h </w:instrText>
-        </w:r>
-        <w:r>
-          <w:rPr>
-            <w:noProof/>
-            <w:webHidden/>
-            <w:sz w:val="19"/>
-            <w:szCs w:val="20"/>
-          </w:rPr>
-        </w:r>
-        <w:r>
-          <w:rPr>
-            <w:noProof/>
-            <w:webHidden/>
-            <w:sz w:val="19"/>
-            <w:szCs w:val="20"/>
+          </w:rPr>
+          <w:instrText xml:space="preserve"> PAGEREF _Toc231653685 \h </w:instrText>
+        </w:r>
+        <w:r>
+          <w:rPr>
+            <w:noProof/>
+            <w:webHidden/>
+          </w:rPr>
+        </w:r>
+        <w:r>
+          <w:rPr>
+            <w:noProof/>
+            <w:webHidden/>
           </w:rPr>
           <w:fldChar w:fldCharType="separate"/>
         </w:r>
@@ -3012,8 +2464,6 @@
           <w:rPr>
             <w:noProof/>
             <w:webHidden/>
-            <w:sz w:val="19"/>
-            <w:szCs w:val="20"/>
           </w:rPr>
           <w:t>7</w:t>
         </w:r>
@@ -3021,8 +2471,6 @@
           <w:rPr>
             <w:noProof/>
             <w:webHidden/>
-            <w:sz w:val="19"/>
-            <w:szCs w:val="20"/>
           </w:rPr>
           <w:fldChar w:fldCharType="end"/>
         </w:r>
@@ -3036,17 +2484,13 @@
         </w:tabs>
         <w:rPr>
           <w:noProof/>
-          <w:sz w:val="19"/>
-          <w:szCs w:val="20"/>
         </w:rPr>
       </w:pPr>
-      <w:hyperlink w:anchor="_Toc231220018" w:history="1">
+      <w:hyperlink w:anchor="_Toc231653686" w:history="1">
         <w:r>
           <w:rPr>
             <w:rStyle w:val="Hyperlink"/>
             <w:noProof/>
-            <w:sz w:val="19"/>
-            <w:szCs w:val="20"/>
           </w:rPr>
           <w:t>7.4 Documentation filing</w:t>
         </w:r>
@@ -3054,8 +2498,6 @@
           <w:rPr>
             <w:noProof/>
             <w:webHidden/>
-            <w:sz w:val="19"/>
-            <w:szCs w:val="20"/>
           </w:rPr>
           <w:tab/>
         </w:r>
@@ -3063,8 +2505,6 @@
           <w:rPr>
             <w:noProof/>
             <w:webHidden/>
-            <w:sz w:val="19"/>
-            <w:szCs w:val="20"/>
           </w:rPr>
           <w:fldChar w:fldCharType="begin"/>
         </w:r>
@@ -3072,25 +2512,19 @@
           <w:rPr>
             <w:noProof/>
             <w:webHidden/>
-            <w:sz w:val="19"/>
-            <w:szCs w:val="20"/>
-          </w:rPr>
-          <w:instrText xml:space="preserve"> PAGEREF _Toc231220018 \h </w:instrText>
-        </w:r>
-        <w:r>
-          <w:rPr>
-            <w:noProof/>
-            <w:webHidden/>
-            <w:sz w:val="19"/>
-            <w:szCs w:val="20"/>
-          </w:rPr>
-        </w:r>
-        <w:r>
-          <w:rPr>
-            <w:noProof/>
-            <w:webHidden/>
-            <w:sz w:val="19"/>
-            <w:szCs w:val="20"/>
+          </w:rPr>
+          <w:instrText xml:space="preserve"> PAGEREF _Toc231653686 \h </w:instrText>
+        </w:r>
+        <w:r>
+          <w:rPr>
+            <w:noProof/>
+            <w:webHidden/>
+          </w:rPr>
+        </w:r>
+        <w:r>
+          <w:rPr>
+            <w:noProof/>
+            <w:webHidden/>
           </w:rPr>
           <w:fldChar w:fldCharType="separate"/>
         </w:r>
@@ -3098,8 +2532,6 @@
           <w:rPr>
             <w:noProof/>
             <w:webHidden/>
-            <w:sz w:val="19"/>
-            <w:szCs w:val="20"/>
           </w:rPr>
           <w:t>7</w:t>
         </w:r>
@@ -3107,8 +2539,6 @@
           <w:rPr>
             <w:noProof/>
             <w:webHidden/>
-            <w:sz w:val="19"/>
-            <w:szCs w:val="20"/>
           </w:rPr>
           <w:fldChar w:fldCharType="end"/>
         </w:r>
@@ -3122,17 +2552,13 @@
         </w:tabs>
         <w:rPr>
           <w:noProof/>
-          <w:sz w:val="19"/>
-          <w:szCs w:val="20"/>
         </w:rPr>
       </w:pPr>
-      <w:hyperlink w:anchor="_Toc231220019" w:history="1">
+      <w:hyperlink w:anchor="_Toc231653687" w:history="1">
         <w:r>
           <w:rPr>
             <w:rStyle w:val="Hyperlink"/>
             <w:noProof/>
-            <w:sz w:val="19"/>
-            <w:szCs w:val="20"/>
           </w:rPr>
           <w:t>7.5 Feedback record</w:t>
         </w:r>
@@ -3140,8 +2566,6 @@
           <w:rPr>
             <w:noProof/>
             <w:webHidden/>
-            <w:sz w:val="19"/>
-            <w:szCs w:val="20"/>
           </w:rPr>
           <w:tab/>
         </w:r>
@@ -3149,8 +2573,6 @@
           <w:rPr>
             <w:noProof/>
             <w:webHidden/>
-            <w:sz w:val="19"/>
-            <w:szCs w:val="20"/>
           </w:rPr>
           <w:fldChar w:fldCharType="begin"/>
         </w:r>
@@ -3158,25 +2580,19 @@
           <w:rPr>
             <w:noProof/>
             <w:webHidden/>
-            <w:sz w:val="19"/>
-            <w:szCs w:val="20"/>
-          </w:rPr>
-          <w:instrText xml:space="preserve"> PAGEREF _Toc231220019 \h </w:instrText>
-        </w:r>
-        <w:r>
-          <w:rPr>
-            <w:noProof/>
-            <w:webHidden/>
-            <w:sz w:val="19"/>
-            <w:szCs w:val="20"/>
-          </w:rPr>
-        </w:r>
-        <w:r>
-          <w:rPr>
-            <w:noProof/>
-            <w:webHidden/>
-            <w:sz w:val="19"/>
-            <w:szCs w:val="20"/>
+          </w:rPr>
+          <w:instrText xml:space="preserve"> PAGEREF _Toc231653687 \h </w:instrText>
+        </w:r>
+        <w:r>
+          <w:rPr>
+            <w:noProof/>
+            <w:webHidden/>
+          </w:rPr>
+        </w:r>
+        <w:r>
+          <w:rPr>
+            <w:noProof/>
+            <w:webHidden/>
           </w:rPr>
           <w:fldChar w:fldCharType="separate"/>
         </w:r>
@@ -3184,8 +2600,6 @@
           <w:rPr>
             <w:noProof/>
             <w:webHidden/>
-            <w:sz w:val="19"/>
-            <w:szCs w:val="20"/>
           </w:rPr>
           <w:t>7</w:t>
         </w:r>
@@ -3193,8 +2607,6 @@
           <w:rPr>
             <w:noProof/>
             <w:webHidden/>
-            <w:sz w:val="19"/>
-            <w:szCs w:val="20"/>
           </w:rPr>
           <w:fldChar w:fldCharType="end"/>
         </w:r>
@@ -3208,17 +2620,13 @@
         </w:tabs>
         <w:rPr>
           <w:noProof/>
-          <w:sz w:val="19"/>
-          <w:szCs w:val="20"/>
         </w:rPr>
       </w:pPr>
-      <w:hyperlink w:anchor="_Toc231220020" w:history="1">
+      <w:hyperlink w:anchor="_Toc231653688" w:history="1">
         <w:r>
           <w:rPr>
             <w:rStyle w:val="Hyperlink"/>
             <w:noProof/>
-            <w:sz w:val="19"/>
-            <w:szCs w:val="20"/>
           </w:rPr>
           <w:t>7.6 Sign-off</w:t>
         </w:r>
@@ -3226,8 +2634,6 @@
           <w:rPr>
             <w:noProof/>
             <w:webHidden/>
-            <w:sz w:val="19"/>
-            <w:szCs w:val="20"/>
           </w:rPr>
           <w:tab/>
         </w:r>
@@ -3235,8 +2641,6 @@
           <w:rPr>
             <w:noProof/>
             <w:webHidden/>
-            <w:sz w:val="19"/>
-            <w:szCs w:val="20"/>
           </w:rPr>
           <w:fldChar w:fldCharType="begin"/>
         </w:r>
@@ -3244,25 +2648,19 @@
           <w:rPr>
             <w:noProof/>
             <w:webHidden/>
-            <w:sz w:val="19"/>
-            <w:szCs w:val="20"/>
-          </w:rPr>
-          <w:instrText xml:space="preserve"> PAGEREF _Toc231220020 \h </w:instrText>
-        </w:r>
-        <w:r>
-          <w:rPr>
-            <w:noProof/>
-            <w:webHidden/>
-            <w:sz w:val="19"/>
-            <w:szCs w:val="20"/>
-          </w:rPr>
-        </w:r>
-        <w:r>
-          <w:rPr>
-            <w:noProof/>
-            <w:webHidden/>
-            <w:sz w:val="19"/>
-            <w:szCs w:val="20"/>
+          </w:rPr>
+          <w:instrText xml:space="preserve"> PAGEREF _Toc231653688 \h </w:instrText>
+        </w:r>
+        <w:r>
+          <w:rPr>
+            <w:noProof/>
+            <w:webHidden/>
+          </w:rPr>
+        </w:r>
+        <w:r>
+          <w:rPr>
+            <w:noProof/>
+            <w:webHidden/>
           </w:rPr>
           <w:fldChar w:fldCharType="separate"/>
         </w:r>
@@ -3270,8 +2668,6 @@
           <w:rPr>
             <w:noProof/>
             <w:webHidden/>
-            <w:sz w:val="19"/>
-            <w:szCs w:val="20"/>
           </w:rPr>
           <w:t>7</w:t>
         </w:r>
@@ -3279,8 +2675,6 @@
           <w:rPr>
             <w:noProof/>
             <w:webHidden/>
-            <w:sz w:val="19"/>
-            <w:szCs w:val="20"/>
           </w:rPr>
           <w:fldChar w:fldCharType="end"/>
         </w:r>
@@ -3294,17 +2688,13 @@
         </w:tabs>
         <w:rPr>
           <w:noProof/>
-          <w:sz w:val="19"/>
-          <w:szCs w:val="20"/>
         </w:rPr>
       </w:pPr>
-      <w:hyperlink w:anchor="_Toc231220021" w:history="1">
+      <w:hyperlink w:anchor="_Toc231653689" w:history="1">
         <w:r>
           <w:rPr>
             <w:rStyle w:val="Hyperlink"/>
             <w:noProof/>
-            <w:sz w:val="19"/>
-            <w:szCs w:val="20"/>
           </w:rPr>
           <w:t>Appendix A — Build evidence</w:t>
         </w:r>
@@ -3312,8 +2702,6 @@
           <w:rPr>
             <w:noProof/>
             <w:webHidden/>
-            <w:sz w:val="19"/>
-            <w:szCs w:val="20"/>
           </w:rPr>
           <w:tab/>
         </w:r>
@@ -3321,8 +2709,6 @@
           <w:rPr>
             <w:noProof/>
             <w:webHidden/>
-            <w:sz w:val="19"/>
-            <w:szCs w:val="20"/>
           </w:rPr>
           <w:fldChar w:fldCharType="begin"/>
         </w:r>
@@ -3330,25 +2716,19 @@
           <w:rPr>
             <w:noProof/>
             <w:webHidden/>
-            <w:sz w:val="19"/>
-            <w:szCs w:val="20"/>
-          </w:rPr>
-          <w:instrText xml:space="preserve"> PAGEREF _Toc231220021 \h </w:instrText>
-        </w:r>
-        <w:r>
-          <w:rPr>
-            <w:noProof/>
-            <w:webHidden/>
-            <w:sz w:val="19"/>
-            <w:szCs w:val="20"/>
-          </w:rPr>
-        </w:r>
-        <w:r>
-          <w:rPr>
-            <w:noProof/>
-            <w:webHidden/>
-            <w:sz w:val="19"/>
-            <w:szCs w:val="20"/>
+          </w:rPr>
+          <w:instrText xml:space="preserve"> PAGEREF _Toc231653689 \h </w:instrText>
+        </w:r>
+        <w:r>
+          <w:rPr>
+            <w:noProof/>
+            <w:webHidden/>
+          </w:rPr>
+        </w:r>
+        <w:r>
+          <w:rPr>
+            <w:noProof/>
+            <w:webHidden/>
           </w:rPr>
           <w:fldChar w:fldCharType="separate"/>
         </w:r>
@@ -3356,8 +2736,6 @@
           <w:rPr>
             <w:noProof/>
             <w:webHidden/>
-            <w:sz w:val="19"/>
-            <w:szCs w:val="20"/>
           </w:rPr>
           <w:t>8</w:t>
         </w:r>
@@ -3365,8 +2743,6 @@
           <w:rPr>
             <w:noProof/>
             <w:webHidden/>
-            <w:sz w:val="19"/>
-            <w:szCs w:val="20"/>
           </w:rPr>
           <w:fldChar w:fldCharType="end"/>
         </w:r>
@@ -3380,17 +2756,13 @@
         </w:tabs>
         <w:rPr>
           <w:noProof/>
-          <w:sz w:val="19"/>
-          <w:szCs w:val="20"/>
         </w:rPr>
       </w:pPr>
-      <w:hyperlink w:anchor="_Toc231220022" w:history="1">
+      <w:hyperlink w:anchor="_Toc231653690" w:history="1">
         <w:r>
           <w:rPr>
             <w:rStyle w:val="Hyperlink"/>
             <w:noProof/>
-            <w:sz w:val="19"/>
-            <w:szCs w:val="20"/>
           </w:rPr>
           <w:t>Appendix B — Configuration records</w:t>
         </w:r>
@@ -3398,8 +2770,6 @@
           <w:rPr>
             <w:noProof/>
             <w:webHidden/>
-            <w:sz w:val="19"/>
-            <w:szCs w:val="20"/>
           </w:rPr>
           <w:tab/>
         </w:r>
@@ -3407,8 +2777,6 @@
           <w:rPr>
             <w:noProof/>
             <w:webHidden/>
-            <w:sz w:val="19"/>
-            <w:szCs w:val="20"/>
           </w:rPr>
           <w:fldChar w:fldCharType="begin"/>
         </w:r>
@@ -3416,25 +2784,19 @@
           <w:rPr>
             <w:noProof/>
             <w:webHidden/>
-            <w:sz w:val="19"/>
-            <w:szCs w:val="20"/>
-          </w:rPr>
-          <w:instrText xml:space="preserve"> PAGEREF _Toc231220022 \h </w:instrText>
-        </w:r>
-        <w:r>
-          <w:rPr>
-            <w:noProof/>
-            <w:webHidden/>
-            <w:sz w:val="19"/>
-            <w:szCs w:val="20"/>
-          </w:rPr>
-        </w:r>
-        <w:r>
-          <w:rPr>
-            <w:noProof/>
-            <w:webHidden/>
-            <w:sz w:val="19"/>
-            <w:szCs w:val="20"/>
+          </w:rPr>
+          <w:instrText xml:space="preserve"> PAGEREF _Toc231653690 \h </w:instrText>
+        </w:r>
+        <w:r>
+          <w:rPr>
+            <w:noProof/>
+            <w:webHidden/>
+          </w:rPr>
+        </w:r>
+        <w:r>
+          <w:rPr>
+            <w:noProof/>
+            <w:webHidden/>
           </w:rPr>
           <w:fldChar w:fldCharType="separate"/>
         </w:r>
@@ -3442,8 +2804,6 @@
           <w:rPr>
             <w:noProof/>
             <w:webHidden/>
-            <w:sz w:val="19"/>
-            <w:szCs w:val="20"/>
           </w:rPr>
           <w:t>8</w:t>
         </w:r>
@@ -3451,8 +2811,6 @@
           <w:rPr>
             <w:noProof/>
             <w:webHidden/>
-            <w:sz w:val="19"/>
-            <w:szCs w:val="20"/>
           </w:rPr>
           <w:fldChar w:fldCharType="end"/>
         </w:r>
@@ -3466,17 +2824,13 @@
         </w:tabs>
         <w:rPr>
           <w:noProof/>
-          <w:sz w:val="19"/>
-          <w:szCs w:val="20"/>
         </w:rPr>
       </w:pPr>
-      <w:hyperlink w:anchor="_Toc231220023" w:history="1">
+      <w:hyperlink w:anchor="_Toc231653691" w:history="1">
         <w:r>
           <w:rPr>
             <w:rStyle w:val="Hyperlink"/>
             <w:noProof/>
-            <w:sz w:val="19"/>
-            <w:szCs w:val="20"/>
           </w:rPr>
           <w:t>Appendix C — Test and migration evidence</w:t>
         </w:r>
@@ -3484,8 +2838,6 @@
           <w:rPr>
             <w:noProof/>
             <w:webHidden/>
-            <w:sz w:val="19"/>
-            <w:szCs w:val="20"/>
           </w:rPr>
           <w:tab/>
         </w:r>
@@ -3493,8 +2845,6 @@
           <w:rPr>
             <w:noProof/>
             <w:webHidden/>
-            <w:sz w:val="19"/>
-            <w:szCs w:val="20"/>
           </w:rPr>
           <w:fldChar w:fldCharType="begin"/>
         </w:r>
@@ -3502,25 +2852,19 @@
           <w:rPr>
             <w:noProof/>
             <w:webHidden/>
-            <w:sz w:val="19"/>
-            <w:szCs w:val="20"/>
-          </w:rPr>
-          <w:instrText xml:space="preserve"> PAGEREF _Toc231220023 \h </w:instrText>
-        </w:r>
-        <w:r>
-          <w:rPr>
-            <w:noProof/>
-            <w:webHidden/>
-            <w:sz w:val="19"/>
-            <w:szCs w:val="20"/>
-          </w:rPr>
-        </w:r>
-        <w:r>
-          <w:rPr>
-            <w:noProof/>
-            <w:webHidden/>
-            <w:sz w:val="19"/>
-            <w:szCs w:val="20"/>
+          </w:rPr>
+          <w:instrText xml:space="preserve"> PAGEREF _Toc231653691 \h </w:instrText>
+        </w:r>
+        <w:r>
+          <w:rPr>
+            <w:noProof/>
+            <w:webHidden/>
+          </w:rPr>
+        </w:r>
+        <w:r>
+          <w:rPr>
+            <w:noProof/>
+            <w:webHidden/>
           </w:rPr>
           <w:fldChar w:fldCharType="separate"/>
         </w:r>
@@ -3528,8 +2872,6 @@
           <w:rPr>
             <w:noProof/>
             <w:webHidden/>
-            <w:sz w:val="19"/>
-            <w:szCs w:val="20"/>
           </w:rPr>
           <w:t>8</w:t>
         </w:r>
@@ -3537,8 +2879,6 @@
           <w:rPr>
             <w:noProof/>
             <w:webHidden/>
-            <w:sz w:val="19"/>
-            <w:szCs w:val="20"/>
           </w:rPr>
           <w:fldChar w:fldCharType="end"/>
         </w:r>
@@ -3552,17 +2892,13 @@
         </w:tabs>
         <w:rPr>
           <w:noProof/>
-          <w:sz w:val="19"/>
-          <w:szCs w:val="20"/>
         </w:rPr>
       </w:pPr>
-      <w:hyperlink w:anchor="_Toc231220024" w:history="1">
+      <w:hyperlink w:anchor="_Toc231653692" w:history="1">
         <w:r>
           <w:rPr>
             <w:rStyle w:val="Hyperlink"/>
             <w:noProof/>
-            <w:sz w:val="19"/>
-            <w:szCs w:val="20"/>
           </w:rPr>
           <w:t>Document control</w:t>
         </w:r>
@@ -3570,8 +2906,6 @@
           <w:rPr>
             <w:noProof/>
             <w:webHidden/>
-            <w:sz w:val="19"/>
-            <w:szCs w:val="20"/>
           </w:rPr>
           <w:tab/>
         </w:r>
@@ -3579,8 +2913,6 @@
           <w:rPr>
             <w:noProof/>
             <w:webHidden/>
-            <w:sz w:val="19"/>
-            <w:szCs w:val="20"/>
           </w:rPr>
           <w:fldChar w:fldCharType="begin"/>
         </w:r>
@@ -3588,25 +2920,19 @@
           <w:rPr>
             <w:noProof/>
             <w:webHidden/>
-            <w:sz w:val="19"/>
-            <w:szCs w:val="20"/>
-          </w:rPr>
-          <w:instrText xml:space="preserve"> PAGEREF _Toc231220024 \h </w:instrText>
-        </w:r>
-        <w:r>
-          <w:rPr>
-            <w:noProof/>
-            <w:webHidden/>
-            <w:sz w:val="19"/>
-            <w:szCs w:val="20"/>
-          </w:rPr>
-        </w:r>
-        <w:r>
-          <w:rPr>
-            <w:noProof/>
-            <w:webHidden/>
-            <w:sz w:val="19"/>
-            <w:szCs w:val="20"/>
+          </w:rPr>
+          <w:instrText xml:space="preserve"> PAGEREF _Toc231653692 \h </w:instrText>
+        </w:r>
+        <w:r>
+          <w:rPr>
+            <w:noProof/>
+            <w:webHidden/>
+          </w:rPr>
+        </w:r>
+        <w:r>
+          <w:rPr>
+            <w:noProof/>
+            <w:webHidden/>
           </w:rPr>
           <w:fldChar w:fldCharType="separate"/>
         </w:r>
@@ -3614,8 +2940,6 @@
           <w:rPr>
             <w:noProof/>
             <w:webHidden/>
-            <w:sz w:val="19"/>
-            <w:szCs w:val="20"/>
           </w:rPr>
           <w:t>8</w:t>
         </w:r>
@@ -3623,19 +2947,18 @@
           <w:rPr>
             <w:noProof/>
             <w:webHidden/>
-            <w:sz w:val="19"/>
-            <w:szCs w:val="20"/>
           </w:rPr>
           <w:fldChar w:fldCharType="end"/>
         </w:r>
       </w:hyperlink>
     </w:p>
     <w:p>
+      <w:r>
+        <w:fldChar w:fldCharType="end"/>
+      </w:r>
+    </w:p>
+    <w:p>
       <w:pPr>
-        <w:rPr>
-          <w:sz w:val="19"/>
-          <w:szCs w:val="20"/>
-        </w:rPr>
         <w:sectPr>
           <w:headerReference w:type="default" r:id="rId10"/>
           <w:footerReference w:type="default" r:id="rId11"/>
@@ -3645,19 +2968,12 @@
           <w:docGrid w:linePitch="360"/>
         </w:sectPr>
       </w:pPr>
-      <w:r>
-        <w:rPr>
-          <w:sz w:val="19"/>
-          <w:szCs w:val="20"/>
-        </w:rPr>
-        <w:fldChar w:fldCharType="end"/>
-      </w:r>
     </w:p>
     <w:p>
       <w:pPr>
         <w:pStyle w:val="Heading1"/>
       </w:pPr>
-      <w:bookmarkStart w:id="1" w:name="_Toc231219989"/>
+      <w:bookmarkStart w:id="1" w:name="_Toc231653657"/>
       <w:r>
         <w:lastRenderedPageBreak/>
         <w:t>1. Executive Summary</w:t>
@@ -3678,7 +2994,7 @@
       <w:pPr>
         <w:pStyle w:val="Heading1"/>
       </w:pPr>
-      <w:bookmarkStart w:id="2" w:name="_Toc231219990"/>
+      <w:bookmarkStart w:id="2" w:name="_Toc231653658"/>
       <w:r>
         <w:t>2. Engagement Context</w:t>
       </w:r>
@@ -3693,7 +3009,7 @@
       <w:pPr>
         <w:pStyle w:val="Heading1"/>
       </w:pPr>
-      <w:bookmarkStart w:id="3" w:name="_Toc231219991"/>
+      <w:bookmarkStart w:id="3" w:name="_Toc231653659"/>
       <w:r>
         <w:t>3. Scope of Deployment</w:t>
       </w:r>
@@ -3708,7 +3024,7 @@
       <w:pPr>
         <w:pStyle w:val="Heading3"/>
       </w:pPr>
-      <w:bookmarkStart w:id="4" w:name="_Toc231219992"/>
+      <w:bookmarkStart w:id="4" w:name="_Toc231653660"/>
       <w:r>
         <w:t>3.1 Maintenance-window context</w:t>
       </w:r>
@@ -3723,7 +3039,7 @@
       <w:pPr>
         <w:pStyle w:val="Heading1"/>
       </w:pPr>
-      <w:bookmarkStart w:id="5" w:name="_Toc231219993"/>
+      <w:bookmarkStart w:id="5" w:name="_Toc231653661"/>
       <w:r>
         <w:t>4. Build / Change Narrative</w:t>
       </w:r>
@@ -3733,7 +3049,7 @@
       <w:pPr>
         <w:pStyle w:val="Heading3"/>
       </w:pPr>
-      <w:bookmarkStart w:id="6" w:name="_Toc231219994"/>
+      <w:bookmarkStart w:id="6" w:name="_Toc231653662"/>
       <w:r>
         <w:t>4.1 Identity and access</w:t>
       </w:r>
@@ -3748,7 +3064,7 @@
       <w:pPr>
         <w:pStyle w:val="Heading3"/>
       </w:pPr>
-      <w:bookmarkStart w:id="7" w:name="_Toc231219995"/>
+      <w:bookmarkStart w:id="7" w:name="_Toc231653663"/>
       <w:r>
         <w:t>4.2 Network</w:t>
       </w:r>
@@ -3763,7 +3079,7 @@
       <w:pPr>
         <w:pStyle w:val="Heading3"/>
       </w:pPr>
-      <w:bookmarkStart w:id="8" w:name="_Toc231219996"/>
+      <w:bookmarkStart w:id="8" w:name="_Toc231653664"/>
       <w:r>
         <w:lastRenderedPageBreak/>
         <w:t>4.3 Compute (server)</w:t>
@@ -3779,7 +3095,7 @@
       <w:pPr>
         <w:pStyle w:val="Heading3"/>
       </w:pPr>
-      <w:bookmarkStart w:id="9" w:name="_Toc231219997"/>
+      <w:bookmarkStart w:id="9" w:name="_Toc231653665"/>
       <w:r>
         <w:t>4.4 Load balancing</w:t>
       </w:r>
@@ -3798,7 +3114,7 @@
       <w:pPr>
         <w:pStyle w:val="Heading3"/>
       </w:pPr>
-      <w:bookmarkStart w:id="10" w:name="_Toc231219998"/>
+      <w:bookmarkStart w:id="10" w:name="_Toc231653666"/>
       <w:r>
         <w:t>4.5 Database and data migration</w:t>
       </w:r>
@@ -3813,7 +3129,7 @@
       <w:pPr>
         <w:pStyle w:val="Heading3"/>
       </w:pPr>
-      <w:bookmarkStart w:id="11" w:name="_Toc231219999"/>
+      <w:bookmarkStart w:id="11" w:name="_Toc231653667"/>
       <w:r>
         <w:t>4.6 Storage</w:t>
       </w:r>
@@ -3828,7 +3144,7 @@
       <w:pPr>
         <w:pStyle w:val="Heading3"/>
       </w:pPr>
-      <w:bookmarkStart w:id="12" w:name="_Toc231220000"/>
+      <w:bookmarkStart w:id="12" w:name="_Toc231653668"/>
       <w:r>
         <w:t>4.7 Security</w:t>
       </w:r>
@@ -3843,7 +3159,7 @@
       <w:pPr>
         <w:pStyle w:val="Heading3"/>
       </w:pPr>
-      <w:bookmarkStart w:id="13" w:name="_Toc231220001"/>
+      <w:bookmarkStart w:id="13" w:name="_Toc231653669"/>
       <w:r>
         <w:t>4.8 Monitoring</w:t>
       </w:r>
@@ -3851,14 +3167,14 @@
     </w:p>
     <w:p>
       <w:r>
-        <w:t>DOODLE was brought under the existing YAT system-management and monitoring server, with nightly backups configured and monitored per the Backup and Recovery Process.</w:t>
+        <w:t>DOODLE was brought under the existing YAT system-management and monitoring server, with nightly backups configured and monitored per the Backup and Retention Policy.</w:t>
       </w:r>
     </w:p>
     <w:p>
       <w:pPr>
         <w:pStyle w:val="Heading3"/>
       </w:pPr>
-      <w:bookmarkStart w:id="14" w:name="_Toc231220002"/>
+      <w:bookmarkStart w:id="14" w:name="_Toc231653670"/>
       <w:r>
         <w:t>4.9 Cross-Region backup / replication</w:t>
       </w:r>
@@ -3877,7 +3193,7 @@
       <w:pPr>
         <w:pStyle w:val="Heading1"/>
       </w:pPr>
-      <w:bookmarkStart w:id="15" w:name="_Toc231220003"/>
+      <w:bookmarkStart w:id="15" w:name="_Toc231653671"/>
       <w:r>
         <w:t>5. Configuration Decisions</w:t>
       </w:r>
@@ -4311,7 +3627,7 @@
               <w:rPr>
                 <w:sz w:val="18"/>
               </w:rPr>
-              <w:t>Aligned to the existing Backup and Recovery Process windows</w:t>
+              <w:t>Aligned to the existing backup windows (per the Backup and Retention Policy)</w:t>
             </w:r>
           </w:p>
         </w:tc>
@@ -4322,7 +3638,7 @@
       <w:pPr>
         <w:pStyle w:val="Heading1"/>
       </w:pPr>
-      <w:bookmarkStart w:id="16" w:name="_Toc231220004"/>
+      <w:bookmarkStart w:id="16" w:name="_Toc231653672"/>
       <w:r>
         <w:lastRenderedPageBreak/>
         <w:t>6. Testing, Simulation and Validation</w:t>
@@ -4333,7 +3649,7 @@
       <w:pPr>
         <w:pStyle w:val="Heading3"/>
       </w:pPr>
-      <w:bookmarkStart w:id="17" w:name="_Toc231220005"/>
+      <w:bookmarkStart w:id="17" w:name="_Toc231653673"/>
       <w:r>
         <w:t>6.1 Connectivity and integration tests</w:t>
       </w:r>
@@ -4616,7 +3932,7 @@
       <w:pPr>
         <w:pStyle w:val="Heading3"/>
       </w:pPr>
-      <w:bookmarkStart w:id="18" w:name="_Toc231220006"/>
+      <w:bookmarkStart w:id="18" w:name="_Toc231653674"/>
       <w:r>
         <w:t>6.2 Autoscaling test</w:t>
       </w:r>
@@ -4635,7 +3951,7 @@
       <w:pPr>
         <w:pStyle w:val="Heading3"/>
       </w:pPr>
-      <w:bookmarkStart w:id="19" w:name="_Toc231220007"/>
+      <w:bookmarkStart w:id="19" w:name="_Toc231653675"/>
       <w:r>
         <w:t>6.3 Database connectivity and data-migration reconciliation</w:t>
       </w:r>
@@ -4650,7 +3966,7 @@
       <w:pPr>
         <w:pStyle w:val="Heading3"/>
       </w:pPr>
-      <w:bookmarkStart w:id="20" w:name="_Toc231220008"/>
+      <w:bookmarkStart w:id="20" w:name="_Toc231653676"/>
       <w:r>
         <w:t>6.4 End-to-end acceptance test</w:t>
       </w:r>
@@ -4665,7 +3981,7 @@
       <w:pPr>
         <w:pStyle w:val="Heading3"/>
       </w:pPr>
-      <w:bookmarkStart w:id="21" w:name="_Toc231220009"/>
+      <w:bookmarkStart w:id="21" w:name="_Toc231653677"/>
       <w:r>
         <w:t>6.5 Failure simulation</w:t>
       </w:r>
@@ -4684,7 +4000,7 @@
       <w:pPr>
         <w:pStyle w:val="Heading3"/>
       </w:pPr>
-      <w:bookmarkStart w:id="22" w:name="_Toc231220010"/>
+      <w:bookmarkStart w:id="22" w:name="_Toc231653678"/>
       <w:r>
         <w:t>6.6 Resize simulation</w:t>
       </w:r>
@@ -4703,7 +4019,7 @@
       <w:pPr>
         <w:pStyle w:val="Heading3"/>
       </w:pPr>
-      <w:bookmarkStart w:id="23" w:name="_Toc231220011"/>
+      <w:bookmarkStart w:id="23" w:name="_Toc231653679"/>
       <w:r>
         <w:t>6.7 Availability measurement</w:t>
       </w:r>
@@ -4718,7 +4034,7 @@
       <w:pPr>
         <w:pStyle w:val="Heading3"/>
       </w:pPr>
-      <w:bookmarkStart w:id="24" w:name="_Toc231220012"/>
+      <w:bookmarkStart w:id="24" w:name="_Toc231653680"/>
       <w:r>
         <w:t>6.8 Simulation findings vs the design</w:t>
       </w:r>
@@ -4737,7 +4053,7 @@
       <w:pPr>
         <w:pStyle w:val="Heading3"/>
       </w:pPr>
-      <w:bookmarkStart w:id="25" w:name="_Toc231220013"/>
+      <w:bookmarkStart w:id="25" w:name="_Toc231653681"/>
       <w:r>
         <w:t>6.9 Adjustments made per simulation outcomes</w:t>
       </w:r>
@@ -4756,7 +4072,7 @@
       <w:pPr>
         <w:pStyle w:val="Heading1"/>
       </w:pPr>
-      <w:bookmarkStart w:id="26" w:name="_Toc231220014"/>
+      <w:bookmarkStart w:id="26" w:name="_Toc231653682"/>
       <w:r>
         <w:t>7. Operational Handover</w:t>
       </w:r>
@@ -4766,7 +4082,7 @@
       <w:pPr>
         <w:pStyle w:val="Heading3"/>
       </w:pPr>
-      <w:bookmarkStart w:id="27" w:name="_Toc231220015"/>
+      <w:bookmarkStart w:id="27" w:name="_Toc231653683"/>
       <w:r>
         <w:t>7.1 Access</w:t>
       </w:r>
@@ -4781,7 +4097,7 @@
       <w:pPr>
         <w:pStyle w:val="Heading3"/>
       </w:pPr>
-      <w:bookmarkStart w:id="28" w:name="_Toc231220016"/>
+      <w:bookmarkStart w:id="28" w:name="_Toc231653684"/>
       <w:r>
         <w:t>7.2 Runbook references</w:t>
       </w:r>
@@ -4809,14 +4125,14 @@
       </w:pPr>
       <w:r>
         <w:lastRenderedPageBreak/>
-        <w:t>The Backup and Recovery Process and the monitoring on the system-management server.</w:t>
+        <w:t>The Backup and Retention Policy and the monitoring on the system-management server.</w:t>
       </w:r>
     </w:p>
     <w:p>
       <w:pPr>
         <w:pStyle w:val="Heading3"/>
       </w:pPr>
-      <w:bookmarkStart w:id="29" w:name="_Toc231220017"/>
+      <w:bookmarkStart w:id="29" w:name="_Toc231653685"/>
       <w:r>
         <w:t>7.3 Known limitations and what's next</w:t>
       </w:r>
@@ -4842,7 +4158,7 @@
       <w:pPr>
         <w:pStyle w:val="Heading3"/>
       </w:pPr>
-      <w:bookmarkStart w:id="30" w:name="_Toc231220018"/>
+      <w:bookmarkStart w:id="30" w:name="_Toc231653686"/>
       <w:r>
         <w:t>7.4 Documentation filing</w:t>
       </w:r>
@@ -5125,7 +4441,7 @@
       <w:pPr>
         <w:pStyle w:val="Heading3"/>
       </w:pPr>
-      <w:bookmarkStart w:id="31" w:name="_Toc231220019"/>
+      <w:bookmarkStart w:id="31" w:name="_Toc231653687"/>
       <w:r>
         <w:t>7.5 Feedback record</w:t>
       </w:r>
@@ -5324,7 +4640,7 @@
       <w:pPr>
         <w:pStyle w:val="Heading3"/>
       </w:pPr>
-      <w:bookmarkStart w:id="32" w:name="_Toc231220020"/>
+      <w:bookmarkStart w:id="32" w:name="_Toc231653688"/>
       <w:r>
         <w:t>7.6 Sign-off</w:t>
       </w:r>
@@ -5699,7 +5015,7 @@
       <w:pPr>
         <w:pStyle w:val="Heading1"/>
       </w:pPr>
-      <w:bookmarkStart w:id="33" w:name="_Toc231220021"/>
+      <w:bookmarkStart w:id="33" w:name="_Toc231653689"/>
       <w:r>
         <w:lastRenderedPageBreak/>
         <w:t>Appendix A — Build evidence</w:t>
@@ -5715,7 +5031,7 @@
       <w:pPr>
         <w:pStyle w:val="Heading1"/>
       </w:pPr>
-      <w:bookmarkStart w:id="34" w:name="_Toc231220022"/>
+      <w:bookmarkStart w:id="34" w:name="_Toc231653690"/>
       <w:r>
         <w:t>Appendix B — Configuration records</w:t>
       </w:r>
@@ -5730,7 +5046,7 @@
       <w:pPr>
         <w:pStyle w:val="Heading1"/>
       </w:pPr>
-      <w:bookmarkStart w:id="35" w:name="_Toc231220023"/>
+      <w:bookmarkStart w:id="35" w:name="_Toc231653691"/>
       <w:r>
         <w:t>Appendix C — Test and migration evidence</w:t>
       </w:r>
@@ -5745,7 +5061,7 @@
       <w:pPr>
         <w:pStyle w:val="Heading1"/>
       </w:pPr>
-      <w:bookmarkStart w:id="36" w:name="_Toc231220024"/>
+      <w:bookmarkStart w:id="36" w:name="_Toc231653692"/>
       <w:r>
         <w:t>Document control</w:t>
       </w:r>
@@ -6719,31 +6035,31 @@
       </w:rPr>
     </w:lvl>
   </w:abstractNum>
-  <w:num w:numId="1" w16cid:durableId="225994687">
+  <w:num w:numId="1" w16cid:durableId="1743335321">
     <w:abstractNumId w:val="8"/>
   </w:num>
-  <w:num w:numId="2" w16cid:durableId="1091046967">
+  <w:num w:numId="2" w16cid:durableId="407115876">
     <w:abstractNumId w:val="6"/>
   </w:num>
-  <w:num w:numId="3" w16cid:durableId="1836143964">
+  <w:num w:numId="3" w16cid:durableId="959579069">
     <w:abstractNumId w:val="5"/>
   </w:num>
-  <w:num w:numId="4" w16cid:durableId="1022825970">
+  <w:num w:numId="4" w16cid:durableId="733433200">
     <w:abstractNumId w:val="4"/>
   </w:num>
-  <w:num w:numId="5" w16cid:durableId="1535342262">
+  <w:num w:numId="5" w16cid:durableId="1572347548">
     <w:abstractNumId w:val="7"/>
   </w:num>
-  <w:num w:numId="6" w16cid:durableId="1403407122">
+  <w:num w:numId="6" w16cid:durableId="1783105944">
     <w:abstractNumId w:val="3"/>
   </w:num>
-  <w:num w:numId="7" w16cid:durableId="1636449867">
+  <w:num w:numId="7" w16cid:durableId="1264263795">
     <w:abstractNumId w:val="2"/>
   </w:num>
-  <w:num w:numId="8" w16cid:durableId="13770861">
+  <w:num w:numId="8" w16cid:durableId="604310812">
     <w:abstractNumId w:val="1"/>
   </w:num>
-  <w:num w:numId="9" w16cid:durableId="1928616247">
+  <w:num w:numId="9" w16cid:durableId="932402068">
     <w:abstractNumId w:val="0"/>
   </w:num>
 </w:numbering>
@@ -18136,7 +17452,7 @@
     <w:autoRedefine/>
     <w:uiPriority w:val="39"/>
     <w:unhideWhenUsed/>
-    <w:rsid w:val="00DF1643"/>
+    <w:rsid w:val="00F337BA"/>
     <w:pPr>
       <w:spacing w:after="100"/>
     </w:pPr>
@@ -18148,7 +17464,7 @@
     <w:autoRedefine/>
     <w:uiPriority w:val="39"/>
     <w:unhideWhenUsed/>
-    <w:rsid w:val="00DF1643"/>
+    <w:rsid w:val="00F337BA"/>
     <w:pPr>
       <w:spacing w:after="100"/>
       <w:ind w:left="420"/>
@@ -18159,7 +17475,7 @@
     <w:basedOn w:val="DefaultParagraphFont"/>
     <w:uiPriority w:val="99"/>
     <w:unhideWhenUsed/>
-    <w:rsid w:val="00DF1643"/>
+    <w:rsid w:val="00F337BA"/>
     <w:rPr>
       <w:color w:val="0000FF" w:themeColor="hyperlink"/>
       <w:u w:val="single"/>
